--- a/CHAPTER4.docx
+++ b/CHAPTER4.docx
@@ -92,6 +92,13 @@
         <w:jc w:val="both"/>
         <w:rPr>
           <w:rFonts w:ascii="Arial" w:cs="Arial" w:eastAsia="Arial" w:hAnsi="Arial"/>
+          <w:sz w:val="22"/>
+          <w:szCs w:val="22"/>
+        </w:rPr>
+      </w:pPr>
+      <w:r>
+        <w:rPr>
+          <w:rFonts w:ascii="Arial" w:cs="Arial" w:eastAsia="Arial" w:hAnsi="Arial"/>
           <w:b w:val="0"/>
           <w:i w:val="0"/>
           <w:smallCaps w:val="0"/>
@@ -102,24 +109,14 @@
           <w:u w:val="none"/>
           <w:shd w:fill="auto" w:val="clear"/>
           <w:vertAlign w:val="baseline"/>
-        </w:rPr>
-      </w:pPr>
-      <w:r>
-        <w:rPr>
-          <w:rFonts w:ascii="Arial" w:cs="Arial" w:eastAsia="Arial" w:hAnsi="Arial"/>
-          <w:b w:val="0"/>
-          <w:i w:val="0"/>
-          <w:smallCaps w:val="0"/>
-          <w:strike w:val="0"/>
-          <w:color w:val="000000"/>
-          <w:sz w:val="22"/>
-          <w:szCs w:val="22"/>
-          <w:u w:val="none"/>
-          <w:shd w:fill="auto" w:val="clear"/>
-          <w:vertAlign w:val="baseline"/>
           <w:rtl w:val="0"/>
         </w:rPr>
         <w:t xml:space="preserve">This chapter presents a comprehensive analysis of the research findings in relation to the three primary objectives: identifying employment trends through data preprocessing, evaluating employment opportunities using the Random Forest algorithm, and developing a predictive web application. The discussions are supported by empirical evidence derived from model performance metrics, feature importance analysis, and user experience evaluation.</w:t>
+      </w:r>
+      <w:r>
+        <w:rPr>
+          <w:rtl w:val="0"/>
+        </w:rPr>
       </w:r>
     </w:p>
     <w:p>
@@ -136,119 +133,239 @@
           <w:between w:space="0" w:sz="0" w:val="nil"/>
         </w:pBdr>
         <w:shd w:fill="auto" w:val="clear"/>
+        <w:spacing w:after="0" w:before="0" w:line="240" w:lineRule="auto"/>
+        <w:ind w:left="0" w:right="0" w:firstLine="0"/>
+        <w:jc w:val="left"/>
+        <w:rPr>
+          <w:rFonts w:ascii="Aptos" w:cs="Aptos" w:eastAsia="Aptos" w:hAnsi="Aptos"/>
+          <w:b w:val="0"/>
+          <w:i w:val="0"/>
+          <w:smallCaps w:val="0"/>
+          <w:strike w:val="0"/>
+          <w:color w:val="000000"/>
+          <w:sz w:val="24"/>
+          <w:szCs w:val="24"/>
+          <w:u w:val="none"/>
+          <w:shd w:fill="auto" w:val="clear"/>
+          <w:vertAlign w:val="baseline"/>
+        </w:rPr>
+      </w:pPr>
+      <w:r>
+        <w:rPr>
+          <w:rtl w:val="0"/>
+        </w:rPr>
+      </w:r>
+    </w:p>
+    <w:bookmarkStart w:colFirst="0" w:colLast="0" w:name="bookmark=id.o19vw9dbs3i" w:id="1"/>
+    <w:bookmarkEnd w:id="1"/>
+    <w:p>
+      <w:pPr>
+        <w:pStyle w:val="Heading2"/>
         <w:spacing w:after="0" w:before="0" w:line="480" w:lineRule="auto"/>
-        <w:ind w:left="0" w:right="0" w:firstLine="0"/>
         <w:jc w:val="both"/>
         <w:rPr>
           <w:rFonts w:ascii="Arial" w:cs="Arial" w:eastAsia="Arial" w:hAnsi="Arial"/>
-          <w:sz w:val="22"/>
-          <w:szCs w:val="22"/>
-        </w:rPr>
-      </w:pPr>
-      <w:r>
-        <w:rPr>
-          <w:rtl w:val="0"/>
-        </w:rPr>
-      </w:r>
-    </w:p>
-    <w:p>
-      <w:pPr>
-        <w:keepNext w:val="0"/>
-        <w:keepLines w:val="0"/>
-        <w:pageBreakBefore w:val="0"/>
-        <w:widowControl w:val="1"/>
-        <w:pBdr>
-          <w:top w:space="0" w:sz="0" w:val="nil"/>
-          <w:left w:space="0" w:sz="0" w:val="nil"/>
-          <w:bottom w:space="0" w:sz="0" w:val="nil"/>
-          <w:right w:space="0" w:sz="0" w:val="nil"/>
-          <w:between w:space="0" w:sz="0" w:val="nil"/>
-        </w:pBdr>
-        <w:shd w:fill="auto" w:val="clear"/>
+          <w:b w:val="1"/>
+          <w:color w:val="000000"/>
+          <w:sz w:val="22"/>
+          <w:szCs w:val="22"/>
+        </w:rPr>
+      </w:pPr>
+      <w:r>
+        <w:rPr>
+          <w:rFonts w:ascii="Arial" w:cs="Arial" w:eastAsia="Arial" w:hAnsi="Arial"/>
+          <w:b w:val="1"/>
+          <w:color w:val="000000"/>
+          <w:sz w:val="22"/>
+          <w:szCs w:val="22"/>
+          <w:rtl w:val="0"/>
+        </w:rPr>
+        <w:t xml:space="preserve">Employment Trends and Skill Demands Through Data Preprocessing</w:t>
+      </w:r>
+    </w:p>
+    <w:p>
+      <w:pPr>
+        <w:spacing w:after="0" w:line="480" w:lineRule="auto"/>
+        <w:ind w:firstLine="720"/>
+        <w:jc w:val="both"/>
+        <w:rPr>
+          <w:rFonts w:ascii="Arial" w:cs="Arial" w:eastAsia="Arial" w:hAnsi="Arial"/>
+          <w:sz w:val="22"/>
+          <w:szCs w:val="22"/>
+        </w:rPr>
+      </w:pPr>
+      <w:r>
+        <w:rPr>
+          <w:rFonts w:ascii="Arial" w:cs="Arial" w:eastAsia="Arial" w:hAnsi="Arial"/>
+          <w:sz w:val="22"/>
+          <w:szCs w:val="22"/>
+          <w:rtl w:val="0"/>
+        </w:rPr>
+        <w:t xml:space="preserve">To effectively identify employment trends and evolving skill demands, detailed data preprocessing steps were undertaken to ensure the consistency and quality of the professional profiles dataset. The research utilized the Professional Profiles dataset from Hugging Face, a comprehensive collection comprising 76,294 profiles. Each profile initially contained four primary data columns: education level, skills, experience, and current job role. An initial exploratory analysis of this raw data revealed a diverse landscape with 639 unique job roles and 34 distinct skills distributed across the dataset.</w:t>
+      </w:r>
+    </w:p>
+    <w:p>
+      <w:pPr>
+        <w:spacing w:after="0" w:line="480" w:lineRule="auto"/>
+        <w:ind w:firstLine="720"/>
+        <w:jc w:val="both"/>
+        <w:rPr/>
+      </w:pPr>
+      <w:r>
+        <w:rPr>
+          <w:rFonts w:ascii="Arial" w:cs="Arial" w:eastAsia="Arial" w:hAnsi="Arial"/>
+          <w:sz w:val="22"/>
+          <w:szCs w:val="22"/>
+          <w:rtl w:val="0"/>
+        </w:rPr>
+        <w:t xml:space="preserve">A comprehensive preprocessing pipeline was subsequently implemented to transform this raw data into structured features suitable for machine learning analysis. The 'education level' data underwent ordinal encoding to accurately capture the hierarchical nature of academic qualifications, with values assigned from 1 (High School) to 6 (Professional Degree). This method preserved the inherent progression of educational attainment while converting categorical information into a numerical format. The 'skills' column, originally consisting of comma-separated text values, was transformed into a set of binary features, where '1' indicated the presence and '0' the absence of each unique skill identified in the dataset. This vectorization approach enabled the model to learn the importance of specific skills. For the 'experience' field, which contained unstructured text descriptions, several meaningful numerical features were extracted using text analysis techniques; these included total years of experience, a binary indicator for any prior experience, and the count of previous jobs mentioned. Finally, the target variable, 'current job role,' was subjected to label encoding, transforming the 639 unique textual values into numeric indices essential for model training, while a mapping file was maintained to ensure the interpretability of the results.</w:t>
+      </w:r>
+      <w:r>
+        <w:rPr>
+          <w:rtl w:val="0"/>
+        </w:rPr>
+      </w:r>
+    </w:p>
+    <w:bookmarkStart w:colFirst="0" w:colLast="0" w:name="bookmark=id.i222mcyjjtjp" w:id="2"/>
+    <w:bookmarkEnd w:id="2"/>
+    <w:p>
+      <w:pPr>
+        <w:pStyle w:val="Heading3"/>
         <w:spacing w:after="0" w:before="0" w:line="480" w:lineRule="auto"/>
-        <w:ind w:left="0" w:right="0" w:firstLine="0"/>
+        <w:ind w:firstLine="720"/>
         <w:jc w:val="both"/>
         <w:rPr>
           <w:rFonts w:ascii="Arial" w:cs="Arial" w:eastAsia="Arial" w:hAnsi="Arial"/>
-          <w:sz w:val="22"/>
-          <w:szCs w:val="22"/>
-        </w:rPr>
-      </w:pPr>
-      <w:r>
-        <w:rPr>
-          <w:rFonts w:ascii="Arial" w:cs="Arial" w:eastAsia="Arial" w:hAnsi="Arial"/>
-          <w:sz w:val="22"/>
-          <w:szCs w:val="22"/>
-          <w:rtl w:val="0"/>
-        </w:rPr>
-        <w:t xml:space="preserve">—---------------------------------------  To be reviewed —-------------------------------------------</w:t>
-      </w:r>
-    </w:p>
-    <w:p>
-      <w:pPr>
-        <w:spacing w:after="120" w:line="480" w:lineRule="auto"/>
+          <w:color w:val="000000"/>
+          <w:sz w:val="22"/>
+          <w:szCs w:val="22"/>
+        </w:rPr>
+      </w:pPr>
+      <w:r>
+        <w:rPr>
+          <w:rFonts w:ascii="Arial" w:cs="Arial" w:eastAsia="Arial" w:hAnsi="Arial"/>
+          <w:b w:val="1"/>
+          <w:color w:val="000000"/>
+          <w:sz w:val="22"/>
+          <w:szCs w:val="22"/>
+          <w:rtl w:val="0"/>
+        </w:rPr>
+        <w:t xml:space="preserve">Dataset Characteristics and Composition. </w:t>
+      </w:r>
+      <w:r>
+        <w:rPr>
+          <w:rFonts w:ascii="Arial" w:cs="Arial" w:eastAsia="Arial" w:hAnsi="Arial"/>
+          <w:color w:val="000000"/>
+          <w:sz w:val="22"/>
+          <w:szCs w:val="22"/>
+          <w:rtl w:val="0"/>
+        </w:rPr>
+        <w:t xml:space="preserve">The study utilized the Professional Profiles dataset from Hugging Face, which provided a robust foundation for the analysis. </w:t>
+      </w:r>
+    </w:p>
+    <w:p>
+      <w:pPr>
+        <w:pStyle w:val="Heading3"/>
+        <w:spacing w:after="0" w:before="0" w:line="480" w:lineRule="auto"/>
+        <w:ind w:firstLine="720"/>
         <w:jc w:val="both"/>
         <w:rPr>
           <w:rFonts w:ascii="Arial" w:cs="Arial" w:eastAsia="Arial" w:hAnsi="Arial"/>
           <w:b w:val="1"/>
-          <w:sz w:val="22"/>
-          <w:szCs w:val="22"/>
-        </w:rPr>
-      </w:pPr>
+          <w:color w:val="000000"/>
+          <w:sz w:val="22"/>
+          <w:szCs w:val="22"/>
+        </w:rPr>
+      </w:pPr>
+      <w:r>
+        <w:rPr>
+          <w:rFonts w:ascii="Arial" w:cs="Arial" w:eastAsia="Arial" w:hAnsi="Arial"/>
+          <w:color w:val="000000"/>
+          <w:sz w:val="22"/>
+          <w:szCs w:val="22"/>
+          <w:rtl w:val="0"/>
+        </w:rPr>
+        <w:t xml:space="preserve">Education Distribution.</w:t>
+      </w:r>
       <w:r>
         <w:rPr>
           <w:rFonts w:ascii="Arial" w:cs="Arial" w:eastAsia="Arial" w:hAnsi="Arial"/>
           <w:b w:val="1"/>
-          <w:sz w:val="22"/>
-          <w:szCs w:val="22"/>
-          <w:rtl w:val="0"/>
-        </w:rPr>
-        <w:t xml:space="preserve">Education Distribution</w:t>
-      </w:r>
-    </w:p>
-    <w:p>
-      <w:pPr>
-        <w:spacing w:after="120" w:line="480" w:lineRule="auto"/>
-        <w:ind w:firstLine="420"/>
-        <w:jc w:val="both"/>
-        <w:rPr>
-          <w:rFonts w:ascii="Arial" w:cs="Arial" w:eastAsia="Arial" w:hAnsi="Arial"/>
-          <w:sz w:val="22"/>
-          <w:szCs w:val="22"/>
-        </w:rPr>
-      </w:pPr>
-      <w:r>
-        <w:rPr>
-          <w:rFonts w:ascii="Arial" w:cs="Arial" w:eastAsia="Arial" w:hAnsi="Arial"/>
-          <w:sz w:val="22"/>
-          <w:szCs w:val="22"/>
-          <w:rtl w:val="0"/>
-        </w:rPr>
-        <w:t xml:space="preserve">Analysis of education levels revealed that Bachelor's degrees were the most common (35.6%), followed by High School (23.7%) and Associate's degrees (18.7%). Advanced degrees like PhD were relatively rare (0.3%).</w:t>
+          <w:color w:val="000000"/>
+          <w:sz w:val="22"/>
+          <w:szCs w:val="22"/>
+          <w:rtl w:val="0"/>
+        </w:rPr>
+        <w:t xml:space="preserve"> T</w:t>
+      </w:r>
+      <w:r>
+        <w:rPr>
+          <w:rFonts w:ascii="Arial" w:cs="Arial" w:eastAsia="Arial" w:hAnsi="Arial"/>
+          <w:color w:val="000000"/>
+          <w:sz w:val="22"/>
+          <w:szCs w:val="22"/>
+          <w:rtl w:val="0"/>
+        </w:rPr>
+        <w:t xml:space="preserve">his dataset contained 76,294 profiles with four primary data columns: education level, skills, experience, and current job role. Initial exploratory analysis revealed 639 unique job roles and 34 distinct skills across the dataset.</w:t>
+      </w:r>
+      <w:r>
+        <w:rPr>
+          <w:rFonts w:ascii="Arial" w:cs="Arial" w:eastAsia="Arial" w:hAnsi="Arial"/>
+          <w:b w:val="1"/>
+          <w:sz w:val="22"/>
+          <w:szCs w:val="22"/>
+          <w:rtl w:val="0"/>
+        </w:rPr>
+        <w:t xml:space="preserve"> </w:t>
+      </w:r>
+      <w:r>
+        <w:rPr>
+          <w:rFonts w:ascii="Arial" w:cs="Arial" w:eastAsia="Arial" w:hAnsi="Arial"/>
+          <w:color w:val="000000"/>
+          <w:sz w:val="22"/>
+          <w:szCs w:val="22"/>
+          <w:rtl w:val="0"/>
+        </w:rPr>
+        <w:t xml:space="preserve">Analysis of education levels revealed that Bachelor's degrees were the most common (35.6%), followed by High School (23.7%) and Associate's degrees (18.7%). Advanced degrees like PhD were relatively rare (0.3%)</w:t>
+      </w:r>
+      <w:r>
+        <w:rPr>
+          <w:rtl w:val="0"/>
+        </w:rPr>
+      </w:r>
+    </w:p>
+    <w:p>
+      <w:pPr>
+        <w:rPr/>
+      </w:pPr>
+      <w:r>
+        <w:rPr>
+          <w:rtl w:val="0"/>
+        </w:rPr>
       </w:r>
       <w:r>
         <w:drawing>
           <wp:anchor allowOverlap="1" behindDoc="0" distB="0" distT="0" distL="114300" distR="114300" hidden="0" layoutInCell="1" locked="0" relativeHeight="0" simplePos="0">
             <wp:simplePos x="0" y="0"/>
             <wp:positionH relativeFrom="column">
-              <wp:posOffset>581025</wp:posOffset>
+              <wp:posOffset>600075</wp:posOffset>
             </wp:positionH>
             <wp:positionV relativeFrom="paragraph">
-              <wp:posOffset>971550</wp:posOffset>
+              <wp:posOffset>95250</wp:posOffset>
             </wp:positionV>
             <wp:extent cx="3890963" cy="2596851"/>
             <wp:effectExtent b="0" l="0" r="0" t="0"/>
-            <wp:wrapNone/>
-            <wp:docPr descr="A graph of a number of people&#10;&#10;AI-generated content may be incorrect." id="11" name="image4.png"/>
+            <wp:wrapTopAndBottom distB="0" distT="0"/>
+            <wp:docPr descr="A graph of a number of people&#10;&#10;AI-generated content may be incorrect." id="1" name="image5.png"/>
             <a:graphic>
               <a:graphicData uri="http://schemas.openxmlformats.org/drawingml/2006/picture">
                 <pic:pic>
                   <pic:nvPicPr>
-                    <pic:cNvPr descr="A graph of a number of people&#10;&#10;AI-generated content may be incorrect." id="0" name="image4.png"/>
+                    <pic:cNvPr descr="A graph of a number of people&#10;&#10;AI-generated content may be incorrect." id="0" name="image5.png"/>
                     <pic:cNvPicPr preferRelativeResize="0"/>
                   </pic:nvPicPr>
                   <pic:blipFill>
-                    <a:blip r:embed="rId7"/>
+                    <a:blip r:embed="rId9"/>
                     <a:srcRect b="0" l="0" r="0" t="0"/>
                     <a:stretch>
                       <a:fillRect/>
@@ -271,44 +388,23 @@
     </w:p>
     <w:p>
       <w:pPr>
-        <w:spacing w:after="120" w:line="480" w:lineRule="auto"/>
-        <w:ind w:firstLine="220"/>
+        <w:keepNext w:val="0"/>
+        <w:keepLines w:val="0"/>
+        <w:pageBreakBefore w:val="0"/>
+        <w:widowControl w:val="1"/>
+        <w:pBdr>
+          <w:top w:space="0" w:sz="0" w:val="nil"/>
+          <w:left w:space="0" w:sz="0" w:val="nil"/>
+          <w:bottom w:space="0" w:sz="0" w:val="nil"/>
+          <w:right w:space="0" w:sz="0" w:val="nil"/>
+          <w:between w:space="0" w:sz="0" w:val="nil"/>
+        </w:pBdr>
+        <w:shd w:fill="auto" w:val="clear"/>
+        <w:spacing w:after="0" w:before="0" w:line="480" w:lineRule="auto"/>
+        <w:ind w:left="0" w:right="0" w:firstLine="720"/>
         <w:jc w:val="both"/>
         <w:rPr>
           <w:rFonts w:ascii="Arial" w:cs="Arial" w:eastAsia="Arial" w:hAnsi="Arial"/>
-          <w:sz w:val="22"/>
-          <w:szCs w:val="22"/>
-        </w:rPr>
-      </w:pPr>
-      <w:r>
-        <w:rPr>
-          <w:rtl w:val="0"/>
-        </w:rPr>
-      </w:r>
-    </w:p>
-    <w:p>
-      <w:pPr>
-        <w:spacing w:after="120" w:line="480" w:lineRule="auto"/>
-        <w:ind w:firstLine="420"/>
-        <w:jc w:val="both"/>
-        <w:rPr>
-          <w:rFonts w:ascii="Arial" w:cs="Arial" w:eastAsia="Arial" w:hAnsi="Arial"/>
-          <w:sz w:val="22"/>
-          <w:szCs w:val="22"/>
-        </w:rPr>
-      </w:pPr>
-      <w:r>
-        <w:rPr>
-          <w:rtl w:val="0"/>
-        </w:rPr>
-      </w:r>
-    </w:p>
-    <w:p>
-      <w:pPr>
-        <w:spacing w:after="120" w:line="480" w:lineRule="auto"/>
-        <w:jc w:val="both"/>
-        <w:rPr>
-          <w:rFonts w:ascii="Arial" w:cs="Arial" w:eastAsia="Arial" w:hAnsi="Arial"/>
           <w:b w:val="1"/>
           <w:sz w:val="22"/>
           <w:szCs w:val="22"/>
@@ -316,132 +412,30 @@
       </w:pPr>
       <w:r>
         <w:rPr>
-          <w:rtl w:val="0"/>
-        </w:rPr>
-      </w:r>
-    </w:p>
-    <w:p>
-      <w:pPr>
-        <w:spacing w:after="120" w:line="480" w:lineRule="auto"/>
-        <w:jc w:val="both"/>
-        <w:rPr>
-          <w:rFonts w:ascii="Arial" w:cs="Arial" w:eastAsia="Arial" w:hAnsi="Arial"/>
-          <w:b w:val="1"/>
-          <w:sz w:val="22"/>
-          <w:szCs w:val="22"/>
-        </w:rPr>
-      </w:pPr>
-      <w:r>
-        <w:rPr>
-          <w:rtl w:val="0"/>
-        </w:rPr>
-      </w:r>
-    </w:p>
-    <w:p>
-      <w:pPr>
-        <w:spacing w:after="120" w:line="480" w:lineRule="auto"/>
-        <w:jc w:val="both"/>
-        <w:rPr>
-          <w:rFonts w:ascii="Arial" w:cs="Arial" w:eastAsia="Arial" w:hAnsi="Arial"/>
-          <w:b w:val="1"/>
-          <w:sz w:val="22"/>
-          <w:szCs w:val="22"/>
-        </w:rPr>
-      </w:pPr>
-      <w:r>
-        <w:rPr>
-          <w:rtl w:val="0"/>
-        </w:rPr>
-      </w:r>
-    </w:p>
-    <w:p>
-      <w:pPr>
-        <w:spacing w:after="120" w:line="480" w:lineRule="auto"/>
-        <w:jc w:val="both"/>
-        <w:rPr>
-          <w:rFonts w:ascii="Arial" w:cs="Arial" w:eastAsia="Arial" w:hAnsi="Arial"/>
-          <w:b w:val="1"/>
-          <w:sz w:val="22"/>
-          <w:szCs w:val="22"/>
-        </w:rPr>
-      </w:pPr>
-      <w:r>
-        <w:rPr>
-          <w:rtl w:val="0"/>
-        </w:rPr>
-      </w:r>
-    </w:p>
-    <w:p>
-      <w:pPr>
-        <w:spacing w:after="120" w:line="480" w:lineRule="auto"/>
-        <w:jc w:val="both"/>
-        <w:rPr>
-          <w:rFonts w:ascii="Arial" w:cs="Arial" w:eastAsia="Arial" w:hAnsi="Arial"/>
-          <w:b w:val="1"/>
-          <w:sz w:val="22"/>
-          <w:szCs w:val="22"/>
-        </w:rPr>
-      </w:pPr>
-      <w:r>
-        <w:rPr>
-          <w:rtl w:val="0"/>
-        </w:rPr>
-      </w:r>
-    </w:p>
-    <w:p>
-      <w:pPr>
-        <w:spacing w:after="120" w:line="480" w:lineRule="auto"/>
-        <w:jc w:val="both"/>
-        <w:rPr>
-          <w:rFonts w:ascii="Arial" w:cs="Arial" w:eastAsia="Arial" w:hAnsi="Arial"/>
-          <w:b w:val="1"/>
-          <w:sz w:val="22"/>
-          <w:szCs w:val="22"/>
-        </w:rPr>
-      </w:pPr>
-      <w:r>
-        <w:rPr>
-          <w:rFonts w:ascii="Arial" w:cs="Arial" w:eastAsia="Arial" w:hAnsi="Arial"/>
-          <w:b w:val="1"/>
-          <w:sz w:val="22"/>
-          <w:szCs w:val="22"/>
-          <w:rtl w:val="0"/>
-        </w:rPr>
-        <w:t xml:space="preserve">Experience Distribution</w:t>
-      </w:r>
-    </w:p>
-    <w:p>
-      <w:pPr>
-        <w:spacing w:after="120" w:line="480" w:lineRule="auto"/>
-        <w:ind w:firstLine="200"/>
-        <w:jc w:val="both"/>
-        <w:rPr>
-          <w:rFonts w:ascii="Arial" w:cs="Arial" w:eastAsia="Arial" w:hAnsi="Arial"/>
-          <w:sz w:val="22"/>
-          <w:szCs w:val="22"/>
-        </w:rPr>
-      </w:pPr>
-      <w:r>
-        <w:rPr>
-          <w:rFonts w:ascii="Arial" w:cs="Arial" w:eastAsia="Arial" w:hAnsi="Arial"/>
-          <w:sz w:val="22"/>
-          <w:szCs w:val="22"/>
-          <w:rtl w:val="0"/>
-        </w:rPr>
-        <w:t xml:space="preserve">The distribution of years of experience showed a right-skewed pattern, with most individuals having between 0-10 years of experience. The mean experience was 6.3 years, with a standard deviation of 6.7 years.</w:t>
-      </w:r>
-    </w:p>
-    <w:p>
-      <w:pPr>
-        <w:spacing w:after="120" w:line="480" w:lineRule="auto"/>
-        <w:ind w:firstLine="220"/>
-        <w:jc w:val="both"/>
-        <w:rPr>
-          <w:rFonts w:ascii="Arial" w:cs="Arial" w:eastAsia="Arial" w:hAnsi="Arial"/>
-          <w:sz w:val="22"/>
-          <w:szCs w:val="22"/>
-        </w:rPr>
-      </w:pPr>
+          <w:rFonts w:ascii="Arial" w:cs="Arial" w:eastAsia="Arial" w:hAnsi="Arial"/>
+          <w:sz w:val="22"/>
+          <w:szCs w:val="22"/>
+          <w:rtl w:val="0"/>
+        </w:rPr>
+        <w:t xml:space="preserve">Experience Distribution. </w:t>
+      </w:r>
+      <w:r>
+        <w:rPr>
+          <w:rFonts w:ascii="Arial" w:cs="Arial" w:eastAsia="Arial" w:hAnsi="Arial"/>
+          <w:b w:val="0"/>
+          <w:i w:val="0"/>
+          <w:smallCaps w:val="0"/>
+          <w:strike w:val="0"/>
+          <w:color w:val="000000"/>
+          <w:sz w:val="22"/>
+          <w:szCs w:val="22"/>
+          <w:u w:val="none"/>
+          <w:shd w:fill="auto" w:val="clear"/>
+          <w:vertAlign w:val="baseline"/>
+          <w:rtl w:val="0"/>
+        </w:rPr>
+        <w:t xml:space="preserve">The distribution of professional experience demonstrated a right-skewed pattern, with the majority of individuals possessing between 0-10 years of experience. The calculated mean experience was 6.3 years with a standard deviation of 6.7 years, indicating considerable variability in professional tenure across the dataset. Analysis showed that 80.2% of entries had some experience, with an average of 1.3 previous jobs per individual.</w:t>
+      </w:r>
       <w:r>
         <w:rPr>
           <w:rtl w:val="0"/>
@@ -449,483 +443,23 @@
       </w:r>
       <w:r>
         <w:drawing>
-          <wp:anchor allowOverlap="1" behindDoc="1" distB="0" distT="0" distL="0" distR="0" hidden="0" layoutInCell="1" locked="0" relativeHeight="0" simplePos="0">
-            <wp:simplePos x="0" y="0"/>
-            <wp:positionH relativeFrom="column">
-              <wp:posOffset>180975</wp:posOffset>
-            </wp:positionH>
-            <wp:positionV relativeFrom="paragraph">
-              <wp:posOffset>0</wp:posOffset>
-            </wp:positionV>
-            <wp:extent cx="4293366" cy="2862072"/>
-            <wp:effectExtent b="0" l="0" r="0" t="0"/>
-            <wp:wrapNone/>
-            <wp:docPr descr="A graph of a distribution of years&#10;&#10;AI-generated content may be incorrect." id="8" name="image7.png"/>
-            <a:graphic>
-              <a:graphicData uri="http://schemas.openxmlformats.org/drawingml/2006/picture">
-                <pic:pic>
-                  <pic:nvPicPr>
-                    <pic:cNvPr descr="A graph of a distribution of years&#10;&#10;AI-generated content may be incorrect." id="0" name="image7.png"/>
-                    <pic:cNvPicPr preferRelativeResize="0"/>
-                  </pic:nvPicPr>
-                  <pic:blipFill>
-                    <a:blip r:embed="rId8"/>
-                    <a:srcRect b="0" l="0" r="0" t="0"/>
-                    <a:stretch>
-                      <a:fillRect/>
-                    </a:stretch>
-                  </pic:blipFill>
-                  <pic:spPr>
-                    <a:xfrm>
-                      <a:off x="0" y="0"/>
-                      <a:ext cx="4293366" cy="2862072"/>
-                    </a:xfrm>
-                    <a:prstGeom prst="rect"/>
-                    <a:ln/>
-                  </pic:spPr>
-                </pic:pic>
-              </a:graphicData>
-            </a:graphic>
-          </wp:anchor>
-        </w:drawing>
-      </w:r>
-    </w:p>
-    <w:p>
-      <w:pPr>
-        <w:spacing w:after="120" w:line="480" w:lineRule="auto"/>
-        <w:ind w:firstLine="220"/>
-        <w:jc w:val="both"/>
-        <w:rPr>
-          <w:rFonts w:ascii="Arial" w:cs="Arial" w:eastAsia="Arial" w:hAnsi="Arial"/>
-          <w:sz w:val="22"/>
-          <w:szCs w:val="22"/>
-        </w:rPr>
-      </w:pPr>
-      <w:r>
-        <w:rPr>
-          <w:rtl w:val="0"/>
-        </w:rPr>
-      </w:r>
-    </w:p>
-    <w:p>
-      <w:pPr>
-        <w:spacing w:after="120" w:line="480" w:lineRule="auto"/>
-        <w:jc w:val="both"/>
-        <w:rPr>
-          <w:rFonts w:ascii="Arial" w:cs="Arial" w:eastAsia="Arial" w:hAnsi="Arial"/>
-          <w:b w:val="1"/>
-          <w:sz w:val="22"/>
-          <w:szCs w:val="22"/>
-        </w:rPr>
-      </w:pPr>
-      <w:r>
-        <w:rPr>
-          <w:rtl w:val="0"/>
-        </w:rPr>
-      </w:r>
-    </w:p>
-    <w:p>
-      <w:pPr>
-        <w:spacing w:after="120" w:line="480" w:lineRule="auto"/>
-        <w:jc w:val="both"/>
-        <w:rPr>
-          <w:rFonts w:ascii="Arial" w:cs="Arial" w:eastAsia="Arial" w:hAnsi="Arial"/>
-          <w:b w:val="1"/>
-          <w:sz w:val="22"/>
-          <w:szCs w:val="22"/>
-        </w:rPr>
-      </w:pPr>
-      <w:r>
-        <w:rPr>
-          <w:rtl w:val="0"/>
-        </w:rPr>
-      </w:r>
-    </w:p>
-    <w:p>
-      <w:pPr>
-        <w:spacing w:after="120" w:line="480" w:lineRule="auto"/>
-        <w:jc w:val="both"/>
-        <w:rPr>
-          <w:rFonts w:ascii="Arial" w:cs="Arial" w:eastAsia="Arial" w:hAnsi="Arial"/>
-          <w:b w:val="1"/>
-          <w:sz w:val="22"/>
-          <w:szCs w:val="22"/>
-        </w:rPr>
-      </w:pPr>
-      <w:r>
-        <w:rPr>
-          <w:rtl w:val="0"/>
-        </w:rPr>
-      </w:r>
-    </w:p>
-    <w:p>
-      <w:pPr>
-        <w:spacing w:after="120" w:line="480" w:lineRule="auto"/>
-        <w:jc w:val="both"/>
-        <w:rPr>
-          <w:rFonts w:ascii="Arial" w:cs="Arial" w:eastAsia="Arial" w:hAnsi="Arial"/>
-          <w:b w:val="1"/>
-          <w:sz w:val="22"/>
-          <w:szCs w:val="22"/>
-        </w:rPr>
-      </w:pPr>
-      <w:r>
-        <w:rPr>
-          <w:rtl w:val="0"/>
-        </w:rPr>
-      </w:r>
-    </w:p>
-    <w:p>
-      <w:pPr>
-        <w:spacing w:after="120" w:line="480" w:lineRule="auto"/>
-        <w:jc w:val="both"/>
-        <w:rPr>
-          <w:rFonts w:ascii="Arial" w:cs="Arial" w:eastAsia="Arial" w:hAnsi="Arial"/>
-          <w:b w:val="1"/>
-          <w:sz w:val="22"/>
-          <w:szCs w:val="22"/>
-        </w:rPr>
-      </w:pPr>
-      <w:r>
-        <w:rPr>
-          <w:rtl w:val="0"/>
-        </w:rPr>
-      </w:r>
-    </w:p>
-    <w:p>
-      <w:pPr>
-        <w:spacing w:after="120" w:line="480" w:lineRule="auto"/>
-        <w:jc w:val="both"/>
-        <w:rPr>
-          <w:rFonts w:ascii="Arial" w:cs="Arial" w:eastAsia="Arial" w:hAnsi="Arial"/>
-          <w:b w:val="1"/>
-          <w:sz w:val="22"/>
-          <w:szCs w:val="22"/>
-        </w:rPr>
-      </w:pPr>
-      <w:r>
-        <w:rPr>
-          <w:rtl w:val="0"/>
-        </w:rPr>
-      </w:r>
-    </w:p>
-    <w:p>
-      <w:pPr>
-        <w:spacing w:after="120" w:line="480" w:lineRule="auto"/>
-        <w:jc w:val="both"/>
-        <w:rPr>
-          <w:rFonts w:ascii="Arial" w:cs="Arial" w:eastAsia="Arial" w:hAnsi="Arial"/>
-          <w:b w:val="1"/>
-          <w:sz w:val="22"/>
-          <w:szCs w:val="22"/>
-        </w:rPr>
-      </w:pPr>
-      <w:r>
-        <w:rPr>
-          <w:rFonts w:ascii="Arial" w:cs="Arial" w:eastAsia="Arial" w:hAnsi="Arial"/>
-          <w:b w:val="1"/>
-          <w:sz w:val="22"/>
-          <w:szCs w:val="22"/>
-          <w:rtl w:val="0"/>
-        </w:rPr>
-        <w:t xml:space="preserve">Skills Distribution</w:t>
-      </w:r>
-    </w:p>
-    <w:p>
-      <w:pPr>
-        <w:spacing w:after="120" w:line="480" w:lineRule="auto"/>
-        <w:ind w:firstLine="220"/>
-        <w:jc w:val="both"/>
-        <w:rPr>
-          <w:rFonts w:ascii="Arial" w:cs="Arial" w:eastAsia="Arial" w:hAnsi="Arial"/>
-          <w:sz w:val="22"/>
-          <w:szCs w:val="22"/>
-        </w:rPr>
-      </w:pPr>
-      <w:r>
-        <w:rPr>
-          <w:rFonts w:ascii="Arial" w:cs="Arial" w:eastAsia="Arial" w:hAnsi="Arial"/>
-          <w:sz w:val="22"/>
-          <w:szCs w:val="22"/>
-          <w:rtl w:val="0"/>
-        </w:rPr>
-        <w:t xml:space="preserve">The most common skills in the dataset were problem-solving, time management, and communication, each present in over 40% of the resumes. Technical skills like machine learning, programming, and data analysis were present in approximately 15-16% of resumes.</w:t>
-      </w:r>
-      <w:r>
-        <w:drawing>
-          <wp:anchor allowOverlap="1" behindDoc="1" distB="0" distT="0" distL="0" distR="0" hidden="0" layoutInCell="1" locked="0" relativeHeight="0" simplePos="0">
-            <wp:simplePos x="0" y="0"/>
-            <wp:positionH relativeFrom="column">
-              <wp:posOffset>586992</wp:posOffset>
-            </wp:positionH>
-            <wp:positionV relativeFrom="paragraph">
-              <wp:posOffset>1165632</wp:posOffset>
-            </wp:positionV>
-            <wp:extent cx="4244196" cy="3031642"/>
-            <wp:effectExtent b="0" l="0" r="0" t="0"/>
-            <wp:wrapNone/>
-            <wp:docPr descr="A graph of skills distribution&#10;&#10;AI-generated content may be incorrect." id="5" name="image1.png"/>
-            <a:graphic>
-              <a:graphicData uri="http://schemas.openxmlformats.org/drawingml/2006/picture">
-                <pic:pic>
-                  <pic:nvPicPr>
-                    <pic:cNvPr descr="A graph of skills distribution&#10;&#10;AI-generated content may be incorrect." id="0" name="image1.png"/>
-                    <pic:cNvPicPr preferRelativeResize="0"/>
-                  </pic:nvPicPr>
-                  <pic:blipFill>
-                    <a:blip r:embed="rId9"/>
-                    <a:srcRect b="0" l="0" r="0" t="0"/>
-                    <a:stretch>
-                      <a:fillRect/>
-                    </a:stretch>
-                  </pic:blipFill>
-                  <pic:spPr>
-                    <a:xfrm>
-                      <a:off x="0" y="0"/>
-                      <a:ext cx="4244196" cy="3031642"/>
-                    </a:xfrm>
-                    <a:prstGeom prst="rect"/>
-                    <a:ln/>
-                  </pic:spPr>
-                </pic:pic>
-              </a:graphicData>
-            </a:graphic>
-          </wp:anchor>
-        </w:drawing>
-      </w:r>
-    </w:p>
-    <w:p>
-      <w:pPr>
-        <w:spacing w:after="120" w:line="480" w:lineRule="auto"/>
-        <w:ind w:firstLine="220"/>
-        <w:jc w:val="both"/>
-        <w:rPr>
-          <w:rFonts w:ascii="Arial" w:cs="Arial" w:eastAsia="Arial" w:hAnsi="Arial"/>
-          <w:sz w:val="22"/>
-          <w:szCs w:val="22"/>
-        </w:rPr>
-      </w:pPr>
-      <w:r>
-        <w:rPr>
-          <w:rtl w:val="0"/>
-        </w:rPr>
-      </w:r>
-    </w:p>
-    <w:p>
-      <w:pPr>
-        <w:spacing w:after="120" w:line="480" w:lineRule="auto"/>
-        <w:ind w:firstLine="220"/>
-        <w:jc w:val="both"/>
-        <w:rPr>
-          <w:rFonts w:ascii="Arial" w:cs="Arial" w:eastAsia="Arial" w:hAnsi="Arial"/>
-          <w:sz w:val="22"/>
-          <w:szCs w:val="22"/>
-        </w:rPr>
-      </w:pPr>
-      <w:r>
-        <w:rPr>
-          <w:rtl w:val="0"/>
-        </w:rPr>
-      </w:r>
-    </w:p>
-    <w:p>
-      <w:pPr>
-        <w:spacing w:after="120" w:line="480" w:lineRule="auto"/>
-        <w:ind w:firstLine="220"/>
-        <w:jc w:val="both"/>
-        <w:rPr>
-          <w:rFonts w:ascii="Arial" w:cs="Arial" w:eastAsia="Arial" w:hAnsi="Arial"/>
-          <w:sz w:val="22"/>
-          <w:szCs w:val="22"/>
-        </w:rPr>
-      </w:pPr>
-      <w:r>
-        <w:rPr>
-          <w:rtl w:val="0"/>
-        </w:rPr>
-      </w:r>
-    </w:p>
-    <w:p>
-      <w:pPr>
-        <w:spacing w:after="120" w:line="480" w:lineRule="auto"/>
-        <w:ind w:firstLine="220"/>
-        <w:jc w:val="both"/>
-        <w:rPr>
-          <w:rFonts w:ascii="Arial" w:cs="Arial" w:eastAsia="Arial" w:hAnsi="Arial"/>
-          <w:sz w:val="22"/>
-          <w:szCs w:val="22"/>
-        </w:rPr>
-      </w:pPr>
-      <w:r>
-        <w:rPr>
-          <w:rtl w:val="0"/>
-        </w:rPr>
-      </w:r>
-    </w:p>
-    <w:p>
-      <w:pPr>
-        <w:spacing w:after="120" w:line="480" w:lineRule="auto"/>
-        <w:ind w:firstLine="220"/>
-        <w:jc w:val="both"/>
-        <w:rPr>
-          <w:rFonts w:ascii="Arial" w:cs="Arial" w:eastAsia="Arial" w:hAnsi="Arial"/>
-          <w:sz w:val="22"/>
-          <w:szCs w:val="22"/>
-        </w:rPr>
-      </w:pPr>
-      <w:r>
-        <w:rPr>
-          <w:rtl w:val="0"/>
-        </w:rPr>
-      </w:r>
-    </w:p>
-    <w:p>
-      <w:pPr>
-        <w:spacing w:after="120" w:line="480" w:lineRule="auto"/>
-        <w:ind w:firstLine="220"/>
-        <w:jc w:val="both"/>
-        <w:rPr>
-          <w:rFonts w:ascii="Arial" w:cs="Arial" w:eastAsia="Arial" w:hAnsi="Arial"/>
-          <w:sz w:val="22"/>
-          <w:szCs w:val="22"/>
-        </w:rPr>
-      </w:pPr>
-      <w:r>
-        <w:rPr>
-          <w:rtl w:val="0"/>
-        </w:rPr>
-      </w:r>
-    </w:p>
-    <w:p>
-      <w:pPr>
-        <w:spacing w:after="120" w:line="480" w:lineRule="auto"/>
-        <w:ind w:firstLine="220"/>
-        <w:jc w:val="both"/>
-        <w:rPr>
-          <w:rFonts w:ascii="Arial" w:cs="Arial" w:eastAsia="Arial" w:hAnsi="Arial"/>
-          <w:sz w:val="22"/>
-          <w:szCs w:val="22"/>
-        </w:rPr>
-      </w:pPr>
-      <w:r>
-        <w:rPr>
-          <w:rtl w:val="0"/>
-        </w:rPr>
-      </w:r>
-    </w:p>
-    <w:p>
-      <w:pPr>
-        <w:spacing w:after="120" w:line="480" w:lineRule="auto"/>
-        <w:ind w:firstLine="220"/>
-        <w:jc w:val="both"/>
-        <w:rPr>
-          <w:rFonts w:ascii="Arial" w:cs="Arial" w:eastAsia="Arial" w:hAnsi="Arial"/>
-          <w:sz w:val="22"/>
-          <w:szCs w:val="22"/>
-        </w:rPr>
-      </w:pPr>
-      <w:r>
-        <w:rPr>
-          <w:rtl w:val="0"/>
-        </w:rPr>
-      </w:r>
-    </w:p>
-    <w:p>
-      <w:pPr>
-        <w:spacing w:after="120" w:line="480" w:lineRule="auto"/>
-        <w:ind w:firstLine="220"/>
-        <w:jc w:val="both"/>
-        <w:rPr>
-          <w:rFonts w:ascii="Arial" w:cs="Arial" w:eastAsia="Arial" w:hAnsi="Arial"/>
-          <w:sz w:val="22"/>
-          <w:szCs w:val="22"/>
-        </w:rPr>
-      </w:pPr>
-      <w:r>
-        <w:rPr>
-          <w:rtl w:val="0"/>
-        </w:rPr>
-      </w:r>
-    </w:p>
-    <w:p>
-      <w:pPr>
-        <w:spacing w:after="120" w:line="480" w:lineRule="auto"/>
-        <w:ind w:firstLine="220"/>
-        <w:jc w:val="both"/>
-        <w:rPr>
-          <w:rFonts w:ascii="Arial" w:cs="Arial" w:eastAsia="Arial" w:hAnsi="Arial"/>
-          <w:sz w:val="22"/>
-          <w:szCs w:val="22"/>
-        </w:rPr>
-      </w:pPr>
-      <w:r>
-        <w:rPr>
-          <w:rtl w:val="0"/>
-        </w:rPr>
-      </w:r>
-    </w:p>
-    <w:p>
-      <w:pPr>
-        <w:spacing w:after="120" w:line="480" w:lineRule="auto"/>
-        <w:ind w:left="0" w:firstLine="0"/>
-        <w:jc w:val="both"/>
-        <w:rPr>
-          <w:rFonts w:ascii="Arial" w:cs="Arial" w:eastAsia="Arial" w:hAnsi="Arial"/>
-          <w:b w:val="1"/>
-          <w:sz w:val="22"/>
-          <w:szCs w:val="22"/>
-        </w:rPr>
-      </w:pPr>
-      <w:r>
-        <w:rPr>
-          <w:rFonts w:ascii="Arial" w:cs="Arial" w:eastAsia="Arial" w:hAnsi="Arial"/>
-          <w:b w:val="1"/>
-          <w:sz w:val="22"/>
-          <w:szCs w:val="22"/>
-          <w:rtl w:val="0"/>
-        </w:rPr>
-        <w:t xml:space="preserve">Job Role Distribution</w:t>
-      </w:r>
-    </w:p>
-    <w:p>
-      <w:pPr>
-        <w:spacing w:after="120" w:line="480" w:lineRule="auto"/>
-        <w:ind w:firstLine="220"/>
-        <w:jc w:val="both"/>
-        <w:rPr>
-          <w:rFonts w:ascii="Arial" w:cs="Arial" w:eastAsia="Arial" w:hAnsi="Arial"/>
-          <w:sz w:val="22"/>
-          <w:szCs w:val="22"/>
-        </w:rPr>
-      </w:pPr>
-      <w:r>
-        <w:rPr>
-          <w:rFonts w:ascii="Arial" w:cs="Arial" w:eastAsia="Arial" w:hAnsi="Arial"/>
-          <w:sz w:val="22"/>
-          <w:szCs w:val="22"/>
-          <w:rtl w:val="0"/>
-        </w:rPr>
-        <w:t xml:space="preserve">The dataset contained 639 unique job roles, with a relatively balanced distribution. The most common roles included Marine scientist, technical author, and Pathologist, each representing less than 0.2% of the dataset</w:t>
-      </w:r>
-      <w:r>
-        <w:drawing>
-          <wp:anchor allowOverlap="1" behindDoc="0" distB="0" distT="0" distL="114300" distR="114300" hidden="0" layoutInCell="1" locked="0" relativeHeight="0" simplePos="0">
+          <wp:anchor allowOverlap="1" behindDoc="0" distB="0" distT="0" distL="0" distR="0" hidden="0" layoutInCell="1" locked="0" relativeHeight="0" simplePos="0">
             <wp:simplePos x="0" y="0"/>
             <wp:positionH relativeFrom="column">
               <wp:posOffset>590550</wp:posOffset>
             </wp:positionH>
             <wp:positionV relativeFrom="paragraph">
-              <wp:posOffset>981075</wp:posOffset>
+              <wp:posOffset>1955926</wp:posOffset>
             </wp:positionV>
-            <wp:extent cx="3841787" cy="2746115"/>
+            <wp:extent cx="4024313" cy="2673224"/>
             <wp:effectExtent b="0" l="0" r="0" t="0"/>
-            <wp:wrapNone/>
-            <wp:docPr descr="A graph with text and numbers&#10;&#10;AI-generated content may be incorrect." id="3" name="image10.png"/>
+            <wp:wrapTopAndBottom distB="0" distT="0"/>
+            <wp:docPr descr="A graph of a distribution of years&#10;&#10;AI-generated content may be incorrect." id="3" name="image6.png"/>
             <a:graphic>
               <a:graphicData uri="http://schemas.openxmlformats.org/drawingml/2006/picture">
                 <pic:pic>
                   <pic:nvPicPr>
-                    <pic:cNvPr descr="A graph with text and numbers&#10;&#10;AI-generated content may be incorrect." id="0" name="image10.png"/>
+                    <pic:cNvPr descr="A graph of a distribution of years&#10;&#10;AI-generated content may be incorrect." id="0" name="image6.png"/>
                     <pic:cNvPicPr preferRelativeResize="0"/>
                   </pic:nvPicPr>
                   <pic:blipFill>
@@ -938,7 +472,7 @@
                   <pic:spPr>
                     <a:xfrm>
                       <a:off x="0" y="0"/>
-                      <a:ext cx="3841787" cy="2746115"/>
+                      <a:ext cx="4024313" cy="2673224"/>
                     </a:xfrm>
                     <a:prstGeom prst="rect"/>
                     <a:ln/>
@@ -952,6 +486,136 @@
     </w:p>
     <w:p>
       <w:pPr>
+        <w:keepNext w:val="0"/>
+        <w:keepLines w:val="0"/>
+        <w:pageBreakBefore w:val="0"/>
+        <w:widowControl w:val="1"/>
+        <w:pBdr>
+          <w:top w:space="0" w:sz="0" w:val="nil"/>
+          <w:left w:space="0" w:sz="0" w:val="nil"/>
+          <w:bottom w:space="0" w:sz="0" w:val="nil"/>
+          <w:right w:space="0" w:sz="0" w:val="nil"/>
+          <w:between w:space="0" w:sz="0" w:val="nil"/>
+        </w:pBdr>
+        <w:shd w:fill="auto" w:val="clear"/>
+        <w:spacing w:after="0" w:before="0" w:line="480" w:lineRule="auto"/>
+        <w:ind w:left="0" w:right="0" w:firstLine="0"/>
+        <w:jc w:val="both"/>
+        <w:rPr>
+          <w:rFonts w:ascii="Arial" w:cs="Arial" w:eastAsia="Arial" w:hAnsi="Arial"/>
+          <w:sz w:val="22"/>
+          <w:szCs w:val="22"/>
+        </w:rPr>
+      </w:pPr>
+      <w:r>
+        <w:rPr>
+          <w:rtl w:val="0"/>
+        </w:rPr>
+      </w:r>
+    </w:p>
+    <w:p>
+      <w:pPr>
+        <w:keepNext w:val="0"/>
+        <w:keepLines w:val="0"/>
+        <w:pageBreakBefore w:val="0"/>
+        <w:widowControl w:val="1"/>
+        <w:pBdr>
+          <w:top w:space="0" w:sz="0" w:val="nil"/>
+          <w:left w:space="0" w:sz="0" w:val="nil"/>
+          <w:bottom w:space="0" w:sz="0" w:val="nil"/>
+          <w:right w:space="0" w:sz="0" w:val="nil"/>
+          <w:between w:space="0" w:sz="0" w:val="nil"/>
+        </w:pBdr>
+        <w:shd w:fill="auto" w:val="clear"/>
+        <w:spacing w:after="0" w:before="0" w:line="480" w:lineRule="auto"/>
+        <w:ind w:left="0" w:right="0" w:firstLine="720"/>
+        <w:jc w:val="both"/>
+        <w:rPr>
+          <w:rFonts w:ascii="Arial" w:cs="Arial" w:eastAsia="Arial" w:hAnsi="Arial"/>
+          <w:sz w:val="22"/>
+          <w:szCs w:val="22"/>
+        </w:rPr>
+      </w:pPr>
+      <w:r>
+        <w:rPr>
+          <w:rFonts w:ascii="Arial" w:cs="Arial" w:eastAsia="Arial" w:hAnsi="Arial"/>
+          <w:sz w:val="22"/>
+          <w:szCs w:val="22"/>
+          <w:rtl w:val="0"/>
+        </w:rPr>
+        <w:t xml:space="preserve">Skill distribution. </w:t>
+      </w:r>
+      <w:r>
+        <w:rPr>
+          <w:rFonts w:ascii="Arial" w:cs="Arial" w:eastAsia="Arial" w:hAnsi="Arial"/>
+          <w:b w:val="0"/>
+          <w:i w:val="0"/>
+          <w:smallCaps w:val="0"/>
+          <w:strike w:val="0"/>
+          <w:color w:val="000000"/>
+          <w:sz w:val="22"/>
+          <w:szCs w:val="22"/>
+          <w:u w:val="none"/>
+          <w:shd w:fill="auto" w:val="clear"/>
+          <w:vertAlign w:val="baseline"/>
+          <w:rtl w:val="0"/>
+        </w:rPr>
+        <w:t xml:space="preserve">In terms of skills distribution, problem-solving (43.4%), time management (43.2%), and communication (43.2%) emerged as the three most prevalent skills in the dataset. </w:t>
+      </w:r>
+      <w:r>
+        <w:rPr>
+          <w:rFonts w:ascii="Arial" w:cs="Arial" w:eastAsia="Arial" w:hAnsi="Arial"/>
+          <w:sz w:val="22"/>
+          <w:szCs w:val="22"/>
+          <w:rtl w:val="0"/>
+        </w:rPr>
+        <w:t xml:space="preserve">The most common skills in the dataset were problem-solving, time management, and communication, each present in over 40% of the resumes. Technical skills like machine learning, programming, and data analysis were present in approximately 15-16% of resumes.</w:t>
+      </w:r>
+      <w:r>
+        <w:drawing>
+          <wp:anchor allowOverlap="1" behindDoc="0" distB="0" distT="0" distL="0" distR="0" hidden="0" layoutInCell="1" locked="0" relativeHeight="0" simplePos="0">
+            <wp:simplePos x="0" y="0"/>
+            <wp:positionH relativeFrom="column">
+              <wp:posOffset>590550</wp:posOffset>
+            </wp:positionH>
+            <wp:positionV relativeFrom="paragraph">
+              <wp:posOffset>2057400</wp:posOffset>
+            </wp:positionV>
+            <wp:extent cx="3838575" cy="2729860"/>
+            <wp:effectExtent b="0" l="0" r="0" t="0"/>
+            <wp:wrapTopAndBottom distB="0" distT="0"/>
+            <wp:docPr descr="A graph of skills distribution&#10;&#10;AI-generated content may be incorrect." id="9" name="image3.png"/>
+            <a:graphic>
+              <a:graphicData uri="http://schemas.openxmlformats.org/drawingml/2006/picture">
+                <pic:pic>
+                  <pic:nvPicPr>
+                    <pic:cNvPr descr="A graph of skills distribution&#10;&#10;AI-generated content may be incorrect." id="0" name="image3.png"/>
+                    <pic:cNvPicPr preferRelativeResize="0"/>
+                  </pic:nvPicPr>
+                  <pic:blipFill>
+                    <a:blip r:embed="rId11"/>
+                    <a:srcRect b="0" l="0" r="0" t="0"/>
+                    <a:stretch>
+                      <a:fillRect/>
+                    </a:stretch>
+                  </pic:blipFill>
+                  <pic:spPr>
+                    <a:xfrm>
+                      <a:off x="0" y="0"/>
+                      <a:ext cx="3838575" cy="2729860"/>
+                    </a:xfrm>
+                    <a:prstGeom prst="rect"/>
+                    <a:ln/>
+                  </pic:spPr>
+                </pic:pic>
+              </a:graphicData>
+            </a:graphic>
+          </wp:anchor>
+        </w:drawing>
+      </w:r>
+    </w:p>
+    <w:p>
+      <w:pPr>
         <w:spacing w:after="120" w:line="480" w:lineRule="auto"/>
         <w:ind w:firstLine="220"/>
         <w:jc w:val="both"/>
@@ -970,6 +634,7 @@
     <w:p>
       <w:pPr>
         <w:spacing w:after="120" w:line="480" w:lineRule="auto"/>
+        <w:ind w:firstLine="220"/>
         <w:jc w:val="both"/>
         <w:rPr>
           <w:rFonts w:ascii="Arial" w:cs="Arial" w:eastAsia="Arial" w:hAnsi="Arial"/>
@@ -979,115 +644,63 @@
       </w:pPr>
       <w:r>
         <w:rPr>
-          <w:rtl w:val="0"/>
-        </w:rPr>
-      </w:r>
-    </w:p>
-    <w:p>
-      <w:pPr>
-        <w:spacing w:after="120" w:line="480" w:lineRule="auto"/>
-        <w:jc w:val="both"/>
-        <w:rPr>
-          <w:rFonts w:ascii="Arial" w:cs="Arial" w:eastAsia="Arial" w:hAnsi="Arial"/>
-          <w:b w:val="1"/>
-          <w:sz w:val="22"/>
-          <w:szCs w:val="22"/>
-        </w:rPr>
-      </w:pPr>
-      <w:r>
-        <w:rPr>
-          <w:rtl w:val="0"/>
-        </w:rPr>
-      </w:r>
-    </w:p>
-    <w:p>
-      <w:pPr>
-        <w:spacing w:after="120" w:line="480" w:lineRule="auto"/>
-        <w:jc w:val="both"/>
-        <w:rPr>
-          <w:rFonts w:ascii="Arial" w:cs="Arial" w:eastAsia="Arial" w:hAnsi="Arial"/>
-          <w:b w:val="1"/>
-          <w:sz w:val="22"/>
-          <w:szCs w:val="22"/>
-        </w:rPr>
-      </w:pPr>
-      <w:r>
-        <w:rPr>
-          <w:rtl w:val="0"/>
-        </w:rPr>
-      </w:r>
-    </w:p>
-    <w:p>
-      <w:pPr>
-        <w:spacing w:after="120" w:line="480" w:lineRule="auto"/>
-        <w:jc w:val="both"/>
-        <w:rPr>
-          <w:rFonts w:ascii="Arial" w:cs="Arial" w:eastAsia="Arial" w:hAnsi="Arial"/>
-          <w:b w:val="1"/>
-          <w:sz w:val="22"/>
-          <w:szCs w:val="22"/>
-        </w:rPr>
-      </w:pPr>
-      <w:r>
-        <w:rPr>
-          <w:rtl w:val="0"/>
-        </w:rPr>
-      </w:r>
-    </w:p>
-    <w:p>
-      <w:pPr>
-        <w:spacing w:after="120" w:line="480" w:lineRule="auto"/>
-        <w:jc w:val="both"/>
-        <w:rPr>
-          <w:rFonts w:ascii="Arial" w:cs="Arial" w:eastAsia="Arial" w:hAnsi="Arial"/>
-          <w:b w:val="1"/>
-          <w:sz w:val="22"/>
-          <w:szCs w:val="22"/>
-        </w:rPr>
-      </w:pPr>
-      <w:r>
-        <w:rPr>
-          <w:rtl w:val="0"/>
-        </w:rPr>
-      </w:r>
-    </w:p>
-    <w:p>
-      <w:pPr>
-        <w:spacing w:after="120" w:line="480" w:lineRule="auto"/>
-        <w:jc w:val="both"/>
-        <w:rPr>
-          <w:rFonts w:ascii="Arial" w:cs="Arial" w:eastAsia="Arial" w:hAnsi="Arial"/>
-          <w:b w:val="1"/>
-          <w:sz w:val="22"/>
-          <w:szCs w:val="22"/>
-        </w:rPr>
-      </w:pPr>
-      <w:r>
-        <w:rPr>
-          <w:rtl w:val="0"/>
-        </w:rPr>
-      </w:r>
-    </w:p>
-    <w:p>
-      <w:pPr>
-        <w:spacing w:after="120" w:line="480" w:lineRule="auto"/>
-        <w:jc w:val="both"/>
-        <w:rPr>
-          <w:rFonts w:ascii="Arial" w:cs="Arial" w:eastAsia="Arial" w:hAnsi="Arial"/>
-          <w:b w:val="1"/>
-          <w:sz w:val="22"/>
-          <w:szCs w:val="22"/>
-        </w:rPr>
-      </w:pPr>
-      <w:r>
-        <w:rPr>
-          <w:rFonts w:ascii="Arial" w:cs="Arial" w:eastAsia="Arial" w:hAnsi="Arial"/>
-          <w:b w:val="1"/>
-          <w:sz w:val="22"/>
-          <w:szCs w:val="22"/>
-          <w:rtl w:val="0"/>
-        </w:rPr>
-        <w:t xml:space="preserve">Relationships Between Features</w:t>
+          <w:rFonts w:ascii="Arial" w:cs="Arial" w:eastAsia="Arial" w:hAnsi="Arial"/>
+          <w:sz w:val="22"/>
+          <w:szCs w:val="22"/>
+          <w:rtl w:val="0"/>
+        </w:rPr>
+        <w:t xml:space="preserve">Job Role Distribution. </w:t>
+      </w:r>
+      <w:r>
+        <w:rPr>
+          <w:rFonts w:ascii="Arial" w:cs="Arial" w:eastAsia="Arial" w:hAnsi="Arial"/>
+          <w:sz w:val="22"/>
+          <w:szCs w:val="22"/>
+          <w:rtl w:val="0"/>
+        </w:rPr>
+        <w:t xml:space="preserve">The dataset contained 639 unique job roles, with a relatively balanced distribution. The most common roles included Marine scientist, technical author, and Pathologist, each representing less than 0.2% of the dataset</w:t>
+      </w:r>
+      <w:r>
+        <w:drawing>
+          <wp:anchor allowOverlap="1" behindDoc="1" distB="0" distT="0" distL="114300" distR="114300" hidden="0" layoutInCell="1" locked="0" relativeHeight="0" simplePos="0">
+            <wp:simplePos x="0" y="0"/>
+            <wp:positionH relativeFrom="column">
+              <wp:posOffset>781050</wp:posOffset>
+            </wp:positionH>
+            <wp:positionV relativeFrom="paragraph">
+              <wp:posOffset>1009650</wp:posOffset>
+            </wp:positionV>
+            <wp:extent cx="3567113" cy="2549202"/>
+            <wp:effectExtent b="0" l="0" r="0" t="0"/>
+            <wp:wrapNone/>
+            <wp:docPr descr="A graph with text and numbers&#10;&#10;AI-generated content may be incorrect." id="4" name="image1.png"/>
+            <a:graphic>
+              <a:graphicData uri="http://schemas.openxmlformats.org/drawingml/2006/picture">
+                <pic:pic>
+                  <pic:nvPicPr>
+                    <pic:cNvPr descr="A graph with text and numbers&#10;&#10;AI-generated content may be incorrect." id="0" name="image1.png"/>
+                    <pic:cNvPicPr preferRelativeResize="0"/>
+                  </pic:nvPicPr>
+                  <pic:blipFill>
+                    <a:blip r:embed="rId12"/>
+                    <a:srcRect b="0" l="0" r="0" t="0"/>
+                    <a:stretch>
+                      <a:fillRect/>
+                    </a:stretch>
+                  </pic:blipFill>
+                  <pic:spPr>
+                    <a:xfrm>
+                      <a:off x="0" y="0"/>
+                      <a:ext cx="3567113" cy="2549202"/>
+                    </a:xfrm>
+                    <a:prstGeom prst="rect"/>
+                    <a:ln/>
+                  </pic:spPr>
+                </pic:pic>
+              </a:graphicData>
+            </a:graphic>
+          </wp:anchor>
+        </w:drawing>
       </w:r>
     </w:p>
     <w:p>
@@ -1095,22 +708,17 @@
         <w:keepNext w:val="1"/>
         <w:keepLines w:val="1"/>
         <w:spacing w:after="80" w:before="160" w:line="480" w:lineRule="auto"/>
-        <w:rPr>
-          <w:rFonts w:ascii="Arial" w:cs="Arial" w:eastAsia="Arial" w:hAnsi="Arial"/>
-          <w:b w:val="1"/>
-          <w:sz w:val="22"/>
-          <w:szCs w:val="22"/>
-        </w:rPr>
-      </w:pPr>
-      <w:r>
-        <w:rPr>
-          <w:rFonts w:ascii="Arial" w:cs="Arial" w:eastAsia="Arial" w:hAnsi="Arial"/>
-          <w:b w:val="1"/>
-          <w:sz w:val="22"/>
-          <w:szCs w:val="22"/>
-          <w:rtl w:val="0"/>
-        </w:rPr>
-        <w:t xml:space="preserve">Education vs. Job Role</w:t>
+        <w:jc w:val="both"/>
+        <w:rPr>
+          <w:rFonts w:ascii="Arial" w:cs="Arial" w:eastAsia="Arial" w:hAnsi="Arial"/>
+          <w:sz w:val="22"/>
+          <w:szCs w:val="22"/>
+        </w:rPr>
+      </w:pPr>
+      <w:r>
+        <w:rPr>
+          <w:rtl w:val="0"/>
+        </w:rPr>
       </w:r>
     </w:p>
     <w:p>
@@ -1118,7 +726,6 @@
         <w:keepNext w:val="1"/>
         <w:keepLines w:val="1"/>
         <w:spacing w:after="80" w:before="160" w:line="480" w:lineRule="auto"/>
-        <w:ind w:firstLine="420"/>
         <w:jc w:val="both"/>
         <w:rPr>
           <w:rFonts w:ascii="Arial" w:cs="Arial" w:eastAsia="Arial" w:hAnsi="Arial"/>
@@ -1128,6 +735,125 @@
       </w:pPr>
       <w:r>
         <w:rPr>
+          <w:rtl w:val="0"/>
+        </w:rPr>
+      </w:r>
+    </w:p>
+    <w:p>
+      <w:pPr>
+        <w:keepNext w:val="1"/>
+        <w:keepLines w:val="1"/>
+        <w:spacing w:after="80" w:before="160" w:line="480" w:lineRule="auto"/>
+        <w:jc w:val="both"/>
+        <w:rPr>
+          <w:rFonts w:ascii="Arial" w:cs="Arial" w:eastAsia="Arial" w:hAnsi="Arial"/>
+          <w:sz w:val="22"/>
+          <w:szCs w:val="22"/>
+        </w:rPr>
+      </w:pPr>
+      <w:r>
+        <w:rPr>
+          <w:rtl w:val="0"/>
+        </w:rPr>
+      </w:r>
+    </w:p>
+    <w:p>
+      <w:pPr>
+        <w:keepNext w:val="1"/>
+        <w:keepLines w:val="1"/>
+        <w:spacing w:after="80" w:before="160" w:line="480" w:lineRule="auto"/>
+        <w:jc w:val="both"/>
+        <w:rPr>
+          <w:rFonts w:ascii="Arial" w:cs="Arial" w:eastAsia="Arial" w:hAnsi="Arial"/>
+          <w:sz w:val="22"/>
+          <w:szCs w:val="22"/>
+        </w:rPr>
+      </w:pPr>
+      <w:r>
+        <w:rPr>
+          <w:rtl w:val="0"/>
+        </w:rPr>
+      </w:r>
+    </w:p>
+    <w:p>
+      <w:pPr>
+        <w:keepNext w:val="1"/>
+        <w:keepLines w:val="1"/>
+        <w:spacing w:after="80" w:before="160" w:line="480" w:lineRule="auto"/>
+        <w:jc w:val="both"/>
+        <w:rPr>
+          <w:rFonts w:ascii="Arial" w:cs="Arial" w:eastAsia="Arial" w:hAnsi="Arial"/>
+          <w:sz w:val="22"/>
+          <w:szCs w:val="22"/>
+        </w:rPr>
+      </w:pPr>
+      <w:r>
+        <w:rPr>
+          <w:rtl w:val="0"/>
+        </w:rPr>
+      </w:r>
+    </w:p>
+    <w:p>
+      <w:pPr>
+        <w:keepNext w:val="1"/>
+        <w:keepLines w:val="1"/>
+        <w:spacing w:after="80" w:before="160" w:line="480" w:lineRule="auto"/>
+        <w:jc w:val="both"/>
+        <w:rPr>
+          <w:rFonts w:ascii="Arial" w:cs="Arial" w:eastAsia="Arial" w:hAnsi="Arial"/>
+          <w:sz w:val="22"/>
+          <w:szCs w:val="22"/>
+        </w:rPr>
+      </w:pPr>
+      <w:r>
+        <w:rPr>
+          <w:rtl w:val="0"/>
+        </w:rPr>
+      </w:r>
+    </w:p>
+    <w:p>
+      <w:pPr>
+        <w:keepNext w:val="1"/>
+        <w:keepLines w:val="1"/>
+        <w:spacing w:after="80" w:before="160" w:line="480" w:lineRule="auto"/>
+        <w:jc w:val="both"/>
+        <w:rPr>
+          <w:rFonts w:ascii="Arial" w:cs="Arial" w:eastAsia="Arial" w:hAnsi="Arial"/>
+          <w:b w:val="1"/>
+          <w:sz w:val="22"/>
+          <w:szCs w:val="22"/>
+        </w:rPr>
+      </w:pPr>
+      <w:r>
+        <w:rPr>
+          <w:rtl w:val="0"/>
+        </w:rPr>
+      </w:r>
+    </w:p>
+    <w:p>
+      <w:pPr>
+        <w:keepNext w:val="1"/>
+        <w:keepLines w:val="1"/>
+        <w:spacing w:after="80" w:before="160" w:line="480" w:lineRule="auto"/>
+        <w:ind w:firstLine="720"/>
+        <w:jc w:val="both"/>
+        <w:rPr>
+          <w:rFonts w:ascii="Arial" w:cs="Arial" w:eastAsia="Arial" w:hAnsi="Arial"/>
+          <w:sz w:val="22"/>
+          <w:szCs w:val="22"/>
+        </w:rPr>
+      </w:pPr>
+      <w:r>
+        <w:rPr>
+          <w:rFonts w:ascii="Arial" w:cs="Arial" w:eastAsia="Arial" w:hAnsi="Arial"/>
+          <w:sz w:val="22"/>
+          <w:szCs w:val="22"/>
+          <w:rtl w:val="0"/>
+        </w:rPr>
+        <w:t xml:space="preserve">Education vs. Job Role. </w:t>
+      </w:r>
+      <w:r>
+        <w:rPr>
           <w:rFonts w:ascii="Arial" w:cs="Arial" w:eastAsia="Arial" w:hAnsi="Arial"/>
           <w:sz w:val="22"/>
           <w:szCs w:val="22"/>
@@ -1137,27 +863,27 @@
       </w:r>
       <w:r>
         <w:drawing>
-          <wp:anchor allowOverlap="1" behindDoc="0" distB="0" distT="0" distL="114300" distR="114300" hidden="0" layoutInCell="1" locked="0" relativeHeight="0" simplePos="0">
+          <wp:anchor allowOverlap="1" behindDoc="1" distB="0" distT="0" distL="114300" distR="114300" hidden="0" layoutInCell="1" locked="0" relativeHeight="0" simplePos="0">
             <wp:simplePos x="0" y="0"/>
             <wp:positionH relativeFrom="column">
-              <wp:posOffset>336297</wp:posOffset>
+              <wp:posOffset>412913</wp:posOffset>
             </wp:positionH>
             <wp:positionV relativeFrom="paragraph">
-              <wp:posOffset>1270371</wp:posOffset>
+              <wp:posOffset>1377342</wp:posOffset>
             </wp:positionV>
             <wp:extent cx="4451230" cy="2967308"/>
             <wp:effectExtent b="0" l="0" r="0" t="0"/>
             <wp:wrapNone/>
-            <wp:docPr descr="A graph of different colored squares&#10;&#10;AI-generated content may be incorrect." id="2" name="image3.png"/>
+            <wp:docPr descr="A graph of different colored squares&#10;&#10;AI-generated content may be incorrect." id="11" name="image2.png"/>
             <a:graphic>
               <a:graphicData uri="http://schemas.openxmlformats.org/drawingml/2006/picture">
                 <pic:pic>
                   <pic:nvPicPr>
-                    <pic:cNvPr descr="A graph of different colored squares&#10;&#10;AI-generated content may be incorrect." id="0" name="image3.png"/>
+                    <pic:cNvPr descr="A graph of different colored squares&#10;&#10;AI-generated content may be incorrect." id="0" name="image2.png"/>
                     <pic:cNvPicPr preferRelativeResize="0"/>
                   </pic:nvPicPr>
                   <pic:blipFill>
-                    <a:blip r:embed="rId11"/>
+                    <a:blip r:embed="rId13"/>
                     <a:srcRect b="0" l="0" r="0" t="0"/>
                     <a:stretch>
                       <a:fillRect/>
@@ -1183,6 +909,7 @@
         <w:keepNext w:val="1"/>
         <w:keepLines w:val="1"/>
         <w:spacing w:after="80" w:before="160" w:line="480" w:lineRule="auto"/>
+        <w:jc w:val="both"/>
         <w:rPr>
           <w:rFonts w:ascii="Arial" w:cs="Arial" w:eastAsia="Arial" w:hAnsi="Arial"/>
           <w:b w:val="1"/>
@@ -1191,6 +918,28 @@
         </w:rPr>
       </w:pPr>
       <w:r>
+        <w:br w:type="page"/>
+      </w:r>
+      <w:r>
+        <w:rPr>
+          <w:rtl w:val="0"/>
+        </w:rPr>
+      </w:r>
+    </w:p>
+    <w:p>
+      <w:pPr>
+        <w:keepNext w:val="1"/>
+        <w:keepLines w:val="1"/>
+        <w:spacing w:after="80" w:before="160" w:line="480" w:lineRule="auto"/>
+        <w:jc w:val="both"/>
+        <w:rPr>
+          <w:rFonts w:ascii="Arial" w:cs="Arial" w:eastAsia="Arial" w:hAnsi="Arial"/>
+          <w:b w:val="1"/>
+          <w:sz w:val="22"/>
+          <w:szCs w:val="22"/>
+        </w:rPr>
+      </w:pPr>
+      <w:r>
         <w:rPr>
           <w:rtl w:val="0"/>
         </w:rPr>
@@ -1199,160 +948,23 @@
     <w:p>
       <w:pPr>
         <w:spacing w:after="120" w:line="480" w:lineRule="auto"/>
-        <w:ind w:firstLine="200"/>
+        <w:ind w:firstLine="720"/>
         <w:jc w:val="both"/>
         <w:rPr>
-          <w:rFonts w:ascii="Calibri" w:cs="Calibri" w:eastAsia="Calibri" w:hAnsi="Calibri"/>
-          <w:sz w:val="20"/>
-          <w:szCs w:val="20"/>
-        </w:rPr>
-      </w:pPr>
-      <w:r>
-        <w:rPr>
-          <w:rtl w:val="0"/>
-        </w:rPr>
-      </w:r>
-    </w:p>
-    <w:p>
-      <w:pPr>
-        <w:spacing w:after="120" w:line="480" w:lineRule="auto"/>
-        <w:ind w:firstLine="201"/>
-        <w:jc w:val="both"/>
-        <w:rPr>
-          <w:rFonts w:ascii="Calibri" w:cs="Calibri" w:eastAsia="Calibri" w:hAnsi="Calibri"/>
-          <w:b w:val="1"/>
-          <w:sz w:val="20"/>
-          <w:szCs w:val="20"/>
-        </w:rPr>
-      </w:pPr>
-      <w:r>
-        <w:rPr>
-          <w:rtl w:val="0"/>
-        </w:rPr>
-      </w:r>
-    </w:p>
-    <w:p>
-      <w:pPr>
-        <w:spacing w:after="120" w:line="480" w:lineRule="auto"/>
-        <w:ind w:firstLine="201"/>
-        <w:jc w:val="both"/>
-        <w:rPr>
-          <w:rFonts w:ascii="Calibri" w:cs="Calibri" w:eastAsia="Calibri" w:hAnsi="Calibri"/>
-          <w:b w:val="1"/>
-          <w:sz w:val="20"/>
-          <w:szCs w:val="20"/>
-        </w:rPr>
-      </w:pPr>
-      <w:r>
-        <w:rPr>
-          <w:rtl w:val="0"/>
-        </w:rPr>
-      </w:r>
-    </w:p>
-    <w:p>
-      <w:pPr>
-        <w:spacing w:after="120" w:line="480" w:lineRule="auto"/>
-        <w:ind w:firstLine="201"/>
-        <w:jc w:val="both"/>
-        <w:rPr>
-          <w:rFonts w:ascii="Calibri" w:cs="Calibri" w:eastAsia="Calibri" w:hAnsi="Calibri"/>
-          <w:b w:val="1"/>
-          <w:sz w:val="20"/>
-          <w:szCs w:val="20"/>
-        </w:rPr>
-      </w:pPr>
-      <w:r>
-        <w:rPr>
-          <w:rtl w:val="0"/>
-        </w:rPr>
-      </w:r>
-    </w:p>
-    <w:p>
-      <w:pPr>
-        <w:spacing w:after="120" w:line="480" w:lineRule="auto"/>
-        <w:ind w:firstLine="201"/>
-        <w:jc w:val="both"/>
-        <w:rPr>
-          <w:rFonts w:ascii="Calibri" w:cs="Calibri" w:eastAsia="Calibri" w:hAnsi="Calibri"/>
-          <w:b w:val="1"/>
-          <w:sz w:val="20"/>
-          <w:szCs w:val="20"/>
-        </w:rPr>
-      </w:pPr>
-      <w:r>
-        <w:rPr>
-          <w:rtl w:val="0"/>
-        </w:rPr>
-      </w:r>
-    </w:p>
-    <w:p>
-      <w:pPr>
-        <w:spacing w:after="120" w:line="480" w:lineRule="auto"/>
-        <w:ind w:firstLine="201"/>
-        <w:jc w:val="both"/>
-        <w:rPr>
-          <w:rFonts w:ascii="Calibri" w:cs="Calibri" w:eastAsia="Calibri" w:hAnsi="Calibri"/>
-          <w:b w:val="1"/>
-          <w:sz w:val="20"/>
-          <w:szCs w:val="20"/>
-        </w:rPr>
-      </w:pPr>
-      <w:r>
-        <w:rPr>
-          <w:rtl w:val="0"/>
-        </w:rPr>
-      </w:r>
-    </w:p>
-    <w:p>
-      <w:pPr>
-        <w:spacing w:after="120" w:line="480" w:lineRule="auto"/>
-        <w:jc w:val="both"/>
-        <w:rPr>
-          <w:rFonts w:ascii="Calibri" w:cs="Calibri" w:eastAsia="Calibri" w:hAnsi="Calibri"/>
-          <w:b w:val="1"/>
-          <w:sz w:val="20"/>
-          <w:szCs w:val="20"/>
-        </w:rPr>
-      </w:pPr>
-      <w:r>
-        <w:rPr>
-          <w:rtl w:val="0"/>
-        </w:rPr>
-      </w:r>
-    </w:p>
-    <w:p>
-      <w:pPr>
-        <w:spacing w:after="120" w:line="480" w:lineRule="auto"/>
-        <w:jc w:val="both"/>
-        <w:rPr>
-          <w:rFonts w:ascii="Arial" w:cs="Arial" w:eastAsia="Arial" w:hAnsi="Arial"/>
-          <w:b w:val="1"/>
-          <w:sz w:val="22"/>
-          <w:szCs w:val="22"/>
-        </w:rPr>
-      </w:pPr>
-      <w:r>
-        <w:rPr>
-          <w:rFonts w:ascii="Arial" w:cs="Arial" w:eastAsia="Arial" w:hAnsi="Arial"/>
-          <w:b w:val="1"/>
-          <w:sz w:val="22"/>
-          <w:szCs w:val="22"/>
-          <w:rtl w:val="0"/>
-        </w:rPr>
-        <w:t xml:space="preserve">Experience vs. Job Role</w:t>
-      </w:r>
-    </w:p>
-    <w:p>
-      <w:pPr>
-        <w:spacing w:after="120" w:line="480" w:lineRule="auto"/>
-        <w:ind w:firstLine="221"/>
-        <w:jc w:val="both"/>
-        <w:rPr>
-          <w:rFonts w:ascii="Arial" w:cs="Arial" w:eastAsia="Arial" w:hAnsi="Arial"/>
-          <w:sz w:val="22"/>
-          <w:szCs w:val="22"/>
-        </w:rPr>
-      </w:pPr>
+          <w:rFonts w:ascii="Arial" w:cs="Arial" w:eastAsia="Arial" w:hAnsi="Arial"/>
+          <w:sz w:val="22"/>
+          <w:szCs w:val="22"/>
+        </w:rPr>
+      </w:pPr>
+      <w:r>
+        <w:rPr>
+          <w:rFonts w:ascii="Arial" w:cs="Arial" w:eastAsia="Arial" w:hAnsi="Arial"/>
+          <w:sz w:val="22"/>
+          <w:szCs w:val="22"/>
+          <w:rtl w:val="0"/>
+        </w:rPr>
+        <w:t xml:space="preserve">Experience vs. Job Role. </w:t>
+      </w:r>
       <w:r>
         <w:rPr>
           <w:rFonts w:ascii="Arial" w:cs="Arial" w:eastAsia="Arial" w:hAnsi="Arial"/>
@@ -1384,24 +996,24 @@
           <wp:anchor allowOverlap="1" behindDoc="0" distB="0" distT="0" distL="114300" distR="114300" hidden="0" layoutInCell="1" locked="0" relativeHeight="0" simplePos="0">
             <wp:simplePos x="0" y="0"/>
             <wp:positionH relativeFrom="column">
-              <wp:posOffset>561975</wp:posOffset>
+              <wp:posOffset>752475</wp:posOffset>
             </wp:positionH>
             <wp:positionV relativeFrom="paragraph">
-              <wp:posOffset>219075</wp:posOffset>
+              <wp:posOffset>9525</wp:posOffset>
             </wp:positionV>
             <wp:extent cx="3414713" cy="2436492"/>
             <wp:effectExtent b="0" l="0" r="0" t="0"/>
             <wp:wrapNone/>
-            <wp:docPr descr="A graph with blue squares&#10;&#10;AI-generated content may be incorrect." id="4" name="image6.png"/>
+            <wp:docPr descr="A graph with blue squares&#10;&#10;AI-generated content may be incorrect." id="7" name="image8.png"/>
             <a:graphic>
               <a:graphicData uri="http://schemas.openxmlformats.org/drawingml/2006/picture">
                 <pic:pic>
                   <pic:nvPicPr>
-                    <pic:cNvPr descr="A graph with blue squares&#10;&#10;AI-generated content may be incorrect." id="0" name="image6.png"/>
+                    <pic:cNvPr descr="A graph with blue squares&#10;&#10;AI-generated content may be incorrect." id="0" name="image8.png"/>
                     <pic:cNvPicPr preferRelativeResize="0"/>
                   </pic:nvPicPr>
                   <pic:blipFill>
-                    <a:blip r:embed="rId12"/>
+                    <a:blip r:embed="rId14"/>
                     <a:srcRect b="0" l="0" r="0" t="0"/>
                     <a:stretch>
                       <a:fillRect/>
@@ -1507,11 +1119,13 @@
     <w:p>
       <w:pPr>
         <w:spacing w:after="120" w:line="480" w:lineRule="auto"/>
+        <w:ind w:firstLine="720"/>
         <w:jc w:val="both"/>
         <w:rPr>
-          <w:rFonts w:ascii="Calibri" w:cs="Calibri" w:eastAsia="Calibri" w:hAnsi="Calibri"/>
-          <w:sz w:val="20"/>
-          <w:szCs w:val="20"/>
+          <w:rFonts w:ascii="Arial" w:cs="Arial" w:eastAsia="Arial" w:hAnsi="Arial"/>
+          <w:b w:val="1"/>
+          <w:sz w:val="22"/>
+          <w:szCs w:val="22"/>
         </w:rPr>
       </w:pPr>
       <w:r>
@@ -1523,68 +1137,41 @@
     <w:p>
       <w:pPr>
         <w:spacing w:after="120" w:line="480" w:lineRule="auto"/>
+        <w:ind w:firstLine="720"/>
         <w:jc w:val="both"/>
         <w:rPr>
-          <w:rFonts w:ascii="Calibri" w:cs="Calibri" w:eastAsia="Calibri" w:hAnsi="Calibri"/>
-          <w:sz w:val="20"/>
-          <w:szCs w:val="20"/>
-        </w:rPr>
-      </w:pPr>
-      <w:r>
-        <w:rPr>
-          <w:rtl w:val="0"/>
-        </w:rPr>
-      </w:r>
-    </w:p>
-    <w:p>
-      <w:pPr>
-        <w:spacing w:after="120" w:line="480" w:lineRule="auto"/>
-        <w:jc w:val="both"/>
-        <w:rPr>
-          <w:rFonts w:ascii="Calibri" w:cs="Calibri" w:eastAsia="Calibri" w:hAnsi="Calibri"/>
-          <w:sz w:val="20"/>
-          <w:szCs w:val="20"/>
-        </w:rPr>
-      </w:pPr>
-      <w:r>
-        <w:rPr>
-          <w:rtl w:val="0"/>
-        </w:rPr>
-      </w:r>
-    </w:p>
-    <w:p>
-      <w:pPr>
-        <w:spacing w:after="120" w:line="480" w:lineRule="auto"/>
-        <w:jc w:val="both"/>
+          <w:rFonts w:ascii="Arial" w:cs="Arial" w:eastAsia="Arial" w:hAnsi="Arial"/>
+          <w:sz w:val="22"/>
+          <w:szCs w:val="22"/>
+        </w:rPr>
+      </w:pPr>
+      <w:sdt>
+        <w:sdtPr>
+          <w:tag w:val="goog_rdk_0"/>
+        </w:sdtPr>
+        <w:sdtContent>
+          <w:commentRangeStart w:id="0"/>
+        </w:sdtContent>
+      </w:sdt>
+      <w:r>
+        <w:rPr>
+          <w:rFonts w:ascii="Arial" w:cs="Arial" w:eastAsia="Arial" w:hAnsi="Arial"/>
+          <w:sz w:val="22"/>
+          <w:szCs w:val="22"/>
+          <w:rtl w:val="0"/>
+        </w:rPr>
+        <w:t xml:space="preserve">Skills vs. Job Role.</w:t>
+      </w:r>
+      <w:r>
         <w:rPr>
           <w:rFonts w:ascii="Arial" w:cs="Arial" w:eastAsia="Arial" w:hAnsi="Arial"/>
           <w:b w:val="1"/>
           <w:sz w:val="22"/>
           <w:szCs w:val="22"/>
-        </w:rPr>
-      </w:pPr>
-      <w:r>
-        <w:rPr>
-          <w:rFonts w:ascii="Arial" w:cs="Arial" w:eastAsia="Arial" w:hAnsi="Arial"/>
-          <w:b w:val="1"/>
-          <w:sz w:val="22"/>
-          <w:szCs w:val="22"/>
-          <w:rtl w:val="0"/>
-        </w:rPr>
-        <w:t xml:space="preserve">Skills vs. Job Role</w:t>
-      </w:r>
-    </w:p>
-    <w:p>
-      <w:pPr>
-        <w:spacing w:after="120" w:line="480" w:lineRule="auto"/>
-        <w:ind w:firstLine="200"/>
-        <w:jc w:val="both"/>
-        <w:rPr>
-          <w:rFonts w:ascii="Arial" w:cs="Arial" w:eastAsia="Arial" w:hAnsi="Arial"/>
-          <w:sz w:val="22"/>
-          <w:szCs w:val="22"/>
-        </w:rPr>
-      </w:pPr>
+          <w:rtl w:val="0"/>
+        </w:rPr>
+        <w:t xml:space="preserve"> </w:t>
+      </w:r>
       <w:r>
         <w:rPr>
           <w:rFonts w:ascii="Arial" w:cs="Arial" w:eastAsia="Arial" w:hAnsi="Arial"/>
@@ -1594,353 +1181,23 @@
         </w:rPr>
         <w:t xml:space="preserve">The heatmap analysis of skills across job roles revealed distinct skill patterns for different career paths. Technical roles showed higher prevalence of programming and data analysis skills, while management positions had higher rates of leadership and strategic planning skills.</w:t>
       </w:r>
-    </w:p>
-    <w:p>
-      <w:pPr>
-        <w:spacing w:after="120" w:line="480" w:lineRule="auto"/>
-        <w:ind w:firstLine="200"/>
-        <w:jc w:val="both"/>
-        <w:rPr>
-          <w:rFonts w:ascii="Arial" w:cs="Arial" w:eastAsia="Arial" w:hAnsi="Arial"/>
-          <w:sz w:val="22"/>
-          <w:szCs w:val="22"/>
-        </w:rPr>
-      </w:pPr>
-      <w:r>
-        <w:rPr>
-          <w:rtl w:val="0"/>
-        </w:rPr>
-      </w:r>
-    </w:p>
-    <w:p>
-      <w:pPr>
-        <w:spacing w:after="120" w:line="480" w:lineRule="auto"/>
-        <w:ind w:left="0" w:firstLine="0"/>
-        <w:jc w:val="both"/>
-        <w:rPr>
-          <w:rFonts w:ascii="Arial" w:cs="Arial" w:eastAsia="Arial" w:hAnsi="Arial"/>
-          <w:sz w:val="22"/>
-          <w:szCs w:val="22"/>
-        </w:rPr>
-      </w:pPr>
-      <w:r>
-        <w:rPr>
-          <w:rFonts w:ascii="Arial" w:cs="Arial" w:eastAsia="Arial" w:hAnsi="Arial"/>
-          <w:sz w:val="22"/>
-          <w:szCs w:val="22"/>
-          <w:rtl w:val="0"/>
-        </w:rPr>
-        <w:t xml:space="preserve">—---------------------------------------------[end]---------------------------------------------------------</w:t>
-      </w:r>
-    </w:p>
-    <w:p>
-      <w:pPr>
-        <w:keepNext w:val="0"/>
-        <w:keepLines w:val="0"/>
-        <w:pageBreakBefore w:val="0"/>
-        <w:widowControl w:val="1"/>
-        <w:pBdr>
-          <w:top w:space="0" w:sz="0" w:val="nil"/>
-          <w:left w:space="0" w:sz="0" w:val="nil"/>
-          <w:bottom w:space="0" w:sz="0" w:val="nil"/>
-          <w:right w:space="0" w:sz="0" w:val="nil"/>
-          <w:between w:space="0" w:sz="0" w:val="nil"/>
-        </w:pBdr>
-        <w:shd w:fill="auto" w:val="clear"/>
-        <w:spacing w:after="0" w:before="0" w:line="240" w:lineRule="auto"/>
-        <w:ind w:left="0" w:right="0" w:firstLine="0"/>
-        <w:jc w:val="left"/>
-        <w:rPr>
-          <w:rFonts w:ascii="Aptos" w:cs="Aptos" w:eastAsia="Aptos" w:hAnsi="Aptos"/>
-          <w:b w:val="0"/>
-          <w:i w:val="0"/>
-          <w:smallCaps w:val="0"/>
-          <w:strike w:val="0"/>
-          <w:color w:val="000000"/>
-          <w:sz w:val="24"/>
-          <w:szCs w:val="24"/>
-          <w:u w:val="none"/>
-          <w:shd w:fill="auto" w:val="clear"/>
-          <w:vertAlign w:val="baseline"/>
-        </w:rPr>
-      </w:pPr>
-      <w:r>
-        <w:rPr>
-          <w:rtl w:val="0"/>
-        </w:rPr>
-      </w:r>
-    </w:p>
-    <w:bookmarkStart w:colFirst="0" w:colLast="0" w:name="bookmark=id.o19vw9dbs3i" w:id="1"/>
-    <w:bookmarkEnd w:id="1"/>
-    <w:p>
-      <w:pPr>
-        <w:pStyle w:val="Heading2"/>
-        <w:spacing w:after="0" w:before="0" w:line="480" w:lineRule="auto"/>
-        <w:jc w:val="both"/>
-        <w:rPr>
-          <w:rFonts w:ascii="Arial" w:cs="Arial" w:eastAsia="Arial" w:hAnsi="Arial"/>
-          <w:b w:val="1"/>
-          <w:color w:val="000000"/>
-          <w:sz w:val="22"/>
-          <w:szCs w:val="22"/>
-        </w:rPr>
-      </w:pPr>
-      <w:r>
-        <w:rPr>
-          <w:rFonts w:ascii="Arial" w:cs="Arial" w:eastAsia="Arial" w:hAnsi="Arial"/>
-          <w:b w:val="1"/>
-          <w:color w:val="000000"/>
-          <w:sz w:val="22"/>
-          <w:szCs w:val="22"/>
-          <w:rtl w:val="0"/>
-        </w:rPr>
-        <w:t xml:space="preserve">Employment Trends and Skill Demands Through Data Preprocessing</w:t>
-      </w:r>
-    </w:p>
-    <w:bookmarkStart w:colFirst="0" w:colLast="0" w:name="bookmark=id.i222mcyjjtjp" w:id="2"/>
-    <w:bookmarkEnd w:id="2"/>
+      <w:commentRangeEnd w:id="0"/>
+      <w:r>
+        <w:commentReference w:id="0"/>
+      </w:r>
+      <w:r>
+        <w:rPr>
+          <w:rtl w:val="0"/>
+        </w:rPr>
+      </w:r>
+    </w:p>
+    <w:bookmarkStart w:colFirst="0" w:colLast="0" w:name="bookmark=id.yi08pc6jzph2" w:id="3"/>
+    <w:bookmarkEnd w:id="3"/>
     <w:p>
       <w:pPr>
         <w:pStyle w:val="Heading3"/>
         <w:spacing w:after="0" w:before="0" w:line="480" w:lineRule="auto"/>
         <w:ind w:firstLine="720"/>
-        <w:jc w:val="both"/>
-        <w:rPr>
-          <w:rFonts w:ascii="Arial" w:cs="Arial" w:eastAsia="Arial" w:hAnsi="Arial"/>
-          <w:color w:val="000000"/>
-          <w:sz w:val="22"/>
-          <w:szCs w:val="22"/>
-        </w:rPr>
-      </w:pPr>
-      <w:r>
-        <w:rPr>
-          <w:rFonts w:ascii="Arial" w:cs="Arial" w:eastAsia="Arial" w:hAnsi="Arial"/>
-          <w:b w:val="1"/>
-          <w:color w:val="000000"/>
-          <w:sz w:val="22"/>
-          <w:szCs w:val="22"/>
-          <w:rtl w:val="0"/>
-        </w:rPr>
-        <w:t xml:space="preserve">Dataset Characteristics and Composition. </w:t>
-      </w:r>
-      <w:r>
-        <w:rPr>
-          <w:rFonts w:ascii="Arial" w:cs="Arial" w:eastAsia="Arial" w:hAnsi="Arial"/>
-          <w:color w:val="000000"/>
-          <w:sz w:val="22"/>
-          <w:szCs w:val="22"/>
-          <w:rtl w:val="0"/>
-        </w:rPr>
-        <w:t xml:space="preserve">The study utilized the Professional Profiles dataset from Hugging Face, which provided a robust foundation for the analysis. This dataset contained 76,294 profiles with four primary data columns: education level, skills, experience, and current job role. Initial exploratory analysis revealed 639 unique job roles and 34 distinct skills across the dataset. The education distribution showed that Bachelor’s degrees were the most common qualification at 35.6%, followed by High School diplomas (23.7%) and Associate’s degrees (18.7%). Advanced degrees such as PhDs represented only a small fraction (0.3%) of the overall dataset.</w:t>
-      </w:r>
-    </w:p>
-    <w:p>
-      <w:pPr>
-        <w:keepNext w:val="0"/>
-        <w:keepLines w:val="0"/>
-        <w:pageBreakBefore w:val="0"/>
-        <w:widowControl w:val="1"/>
-        <w:pBdr>
-          <w:top w:space="0" w:sz="0" w:val="nil"/>
-          <w:left w:space="0" w:sz="0" w:val="nil"/>
-          <w:bottom w:space="0" w:sz="0" w:val="nil"/>
-          <w:right w:space="0" w:sz="0" w:val="nil"/>
-          <w:between w:space="0" w:sz="0" w:val="nil"/>
-        </w:pBdr>
-        <w:shd w:fill="auto" w:val="clear"/>
-        <w:spacing w:after="0" w:before="0" w:line="480" w:lineRule="auto"/>
-        <w:ind w:left="0" w:right="0" w:firstLine="720"/>
-        <w:jc w:val="both"/>
-        <w:rPr>
-          <w:rFonts w:ascii="Arial" w:cs="Arial" w:eastAsia="Arial" w:hAnsi="Arial"/>
-          <w:b w:val="0"/>
-          <w:i w:val="0"/>
-          <w:smallCaps w:val="0"/>
-          <w:strike w:val="0"/>
-          <w:color w:val="000000"/>
-          <w:sz w:val="22"/>
-          <w:szCs w:val="22"/>
-          <w:u w:val="none"/>
-          <w:shd w:fill="auto" w:val="clear"/>
-          <w:vertAlign w:val="baseline"/>
-        </w:rPr>
-      </w:pPr>
-      <w:r>
-        <w:rPr>
-          <w:rFonts w:ascii="Arial" w:cs="Arial" w:eastAsia="Arial" w:hAnsi="Arial"/>
-          <w:b w:val="0"/>
-          <w:i w:val="0"/>
-          <w:smallCaps w:val="0"/>
-          <w:strike w:val="0"/>
-          <w:color w:val="000000"/>
-          <w:sz w:val="22"/>
-          <w:szCs w:val="22"/>
-          <w:u w:val="none"/>
-          <w:shd w:fill="auto" w:val="clear"/>
-          <w:vertAlign w:val="baseline"/>
-          <w:rtl w:val="0"/>
-        </w:rPr>
-        <w:t xml:space="preserve">The distribution of professional experience demonstrated a right-skewed pattern, with the majority of individuals possessing between 0-10 years of experience. The calculated mean experience was 6.3 years with a standard deviation of 6.7 years, indicating considerable variability in professional tenure across the dataset. Analysis showed that 80.2% of entries had some experience, with an average of 1.3 previous jobs per individual.</w:t>
-      </w:r>
-    </w:p>
-    <w:p>
-      <w:pPr>
-        <w:keepNext w:val="0"/>
-        <w:keepLines w:val="0"/>
-        <w:pageBreakBefore w:val="0"/>
-        <w:widowControl w:val="1"/>
-        <w:pBdr>
-          <w:top w:space="0" w:sz="0" w:val="nil"/>
-          <w:left w:space="0" w:sz="0" w:val="nil"/>
-          <w:bottom w:space="0" w:sz="0" w:val="nil"/>
-          <w:right w:space="0" w:sz="0" w:val="nil"/>
-          <w:between w:space="0" w:sz="0" w:val="nil"/>
-        </w:pBdr>
-        <w:shd w:fill="auto" w:val="clear"/>
-        <w:spacing w:after="0" w:before="0" w:line="480" w:lineRule="auto"/>
-        <w:ind w:left="0" w:right="0" w:firstLine="720"/>
-        <w:jc w:val="both"/>
-        <w:rPr>
-          <w:rFonts w:ascii="Arial" w:cs="Arial" w:eastAsia="Arial" w:hAnsi="Arial"/>
-          <w:b w:val="0"/>
-          <w:i w:val="0"/>
-          <w:smallCaps w:val="0"/>
-          <w:strike w:val="0"/>
-          <w:color w:val="000000"/>
-          <w:sz w:val="22"/>
-          <w:szCs w:val="22"/>
-          <w:u w:val="none"/>
-          <w:shd w:fill="auto" w:val="clear"/>
-          <w:vertAlign w:val="baseline"/>
-        </w:rPr>
-      </w:pPr>
-      <w:r>
-        <w:rPr>
-          <w:rFonts w:ascii="Arial" w:cs="Arial" w:eastAsia="Arial" w:hAnsi="Arial"/>
-          <w:b w:val="0"/>
-          <w:i w:val="0"/>
-          <w:smallCaps w:val="0"/>
-          <w:strike w:val="0"/>
-          <w:color w:val="000000"/>
-          <w:sz w:val="22"/>
-          <w:szCs w:val="22"/>
-          <w:u w:val="none"/>
-          <w:shd w:fill="auto" w:val="clear"/>
-          <w:vertAlign w:val="baseline"/>
-          <w:rtl w:val="0"/>
-        </w:rPr>
-        <w:t xml:space="preserve">In terms of skills distribution, problem-solving (43.4%), time management (43.2%), and communication (43.2%) emerged as the three most prevalent skills in the dataset. Technical skills such as machine learning, programming, and data analysis appeared in approximately 15-16% of profiles, reflecting their specialized nature in the current professional landscape.</w:t>
-      </w:r>
-    </w:p>
-    <w:p>
-      <w:pPr>
-        <w:keepNext w:val="0"/>
-        <w:keepLines w:val="0"/>
-        <w:pageBreakBefore w:val="0"/>
-        <w:widowControl w:val="1"/>
-        <w:pBdr>
-          <w:top w:space="0" w:sz="0" w:val="nil"/>
-          <w:left w:space="0" w:sz="0" w:val="nil"/>
-          <w:bottom w:space="0" w:sz="0" w:val="nil"/>
-          <w:right w:space="0" w:sz="0" w:val="nil"/>
-          <w:between w:space="0" w:sz="0" w:val="nil"/>
-        </w:pBdr>
-        <w:shd w:fill="auto" w:val="clear"/>
-        <w:spacing w:after="0" w:before="0" w:line="480" w:lineRule="auto"/>
-        <w:ind w:left="0" w:right="0" w:firstLine="720"/>
-        <w:jc w:val="both"/>
-        <w:rPr>
-          <w:rFonts w:ascii="Arial" w:cs="Arial" w:eastAsia="Arial" w:hAnsi="Arial"/>
-          <w:b w:val="0"/>
-          <w:i w:val="0"/>
-          <w:smallCaps w:val="0"/>
-          <w:strike w:val="0"/>
-          <w:color w:val="000000"/>
-          <w:sz w:val="22"/>
-          <w:szCs w:val="22"/>
-          <w:highlight w:val="yellow"/>
-          <w:u w:val="none"/>
-          <w:vertAlign w:val="baseline"/>
-        </w:rPr>
-      </w:pPr>
-      <w:r>
-        <w:rPr>
-          <w:rFonts w:ascii="Arial" w:cs="Arial" w:eastAsia="Arial" w:hAnsi="Arial"/>
-          <w:b w:val="0"/>
-          <w:i w:val="0"/>
-          <w:smallCaps w:val="0"/>
-          <w:strike w:val="0"/>
-          <w:color w:val="000000"/>
-          <w:sz w:val="22"/>
-          <w:szCs w:val="22"/>
-          <w:highlight w:val="yellow"/>
-          <w:u w:val="none"/>
-          <w:vertAlign w:val="baseline"/>
-          <w:rtl w:val="0"/>
-        </w:rPr>
-        <w:t xml:space="preserve">Figure 4.1 illustrates the distribution of education levels across the dataset, highlighting the predominance of undergraduate qualifications.</w:t>
-      </w:r>
-    </w:p>
-    <w:p>
-      <w:pPr>
-        <w:keepNext w:val="0"/>
-        <w:keepLines w:val="0"/>
-        <w:pageBreakBefore w:val="0"/>
-        <w:widowControl w:val="1"/>
-        <w:pBdr>
-          <w:top w:space="0" w:sz="0" w:val="nil"/>
-          <w:left w:space="0" w:sz="0" w:val="nil"/>
-          <w:bottom w:space="0" w:sz="0" w:val="nil"/>
-          <w:right w:space="0" w:sz="0" w:val="nil"/>
-          <w:between w:space="0" w:sz="0" w:val="nil"/>
-        </w:pBdr>
-        <w:shd w:fill="auto" w:val="clear"/>
-        <w:spacing w:after="0" w:before="0" w:line="480" w:lineRule="auto"/>
-        <w:ind w:left="0" w:right="0" w:firstLine="720"/>
-        <w:jc w:val="both"/>
-        <w:rPr>
-          <w:rFonts w:ascii="Arial" w:cs="Arial" w:eastAsia="Arial" w:hAnsi="Arial"/>
-          <w:b w:val="0"/>
-          <w:i w:val="0"/>
-          <w:smallCaps w:val="0"/>
-          <w:strike w:val="0"/>
-          <w:color w:val="000000"/>
-          <w:sz w:val="22"/>
-          <w:szCs w:val="22"/>
-          <w:u w:val="none"/>
-          <w:shd w:fill="auto" w:val="clear"/>
-          <w:vertAlign w:val="baseline"/>
-        </w:rPr>
-      </w:pPr>
-      <w:r>
-        <w:rPr>
-          <w:rFonts w:ascii="Arial" w:cs="Arial" w:eastAsia="Arial" w:hAnsi="Arial"/>
-          <w:b w:val="0"/>
-          <w:i w:val="0"/>
-          <w:smallCaps w:val="0"/>
-          <w:strike w:val="0"/>
-          <w:color w:val="000000"/>
-          <w:sz w:val="22"/>
-          <w:szCs w:val="22"/>
-          <w:highlight w:val="yellow"/>
-          <w:u w:val="none"/>
-          <w:vertAlign w:val="baseline"/>
-          <w:rtl w:val="0"/>
-        </w:rPr>
-        <w:t xml:space="preserve">[Figure 4.1: Education Level Distribution across the Dataset]</w:t>
-      </w:r>
-      <w:r>
-        <w:rPr>
-          <w:rtl w:val="0"/>
-        </w:rPr>
-      </w:r>
-    </w:p>
-    <w:bookmarkStart w:colFirst="0" w:colLast="0" w:name="bookmark=id.yi08pc6jzph2" w:id="3"/>
-    <w:bookmarkEnd w:id="3"/>
-    <w:p>
-      <w:pPr>
-        <w:pStyle w:val="Heading3"/>
-        <w:spacing w:after="0" w:before="0" w:line="480" w:lineRule="auto"/>
         <w:jc w:val="both"/>
         <w:rPr>
           <w:rFonts w:ascii="Arial" w:cs="Arial" w:eastAsia="Arial" w:hAnsi="Arial"/>
@@ -3017,7 +2274,7 @@
           <w:szCs w:val="22"/>
           <w:rtl w:val="0"/>
         </w:rPr>
-        <w:t xml:space="preserve">Identified Employment Trends.</w:t>
+        <w:t xml:space="preserve">Relationships Between Features Findings.</w:t>
       </w:r>
       <w:r>
         <w:rPr>
@@ -9066,16 +8323,16 @@
             <wp:extent cx="5274000" cy="2489200"/>
             <wp:effectExtent b="0" l="0" r="0" t="0"/>
             <wp:wrapTopAndBottom distB="114300" distT="114300"/>
-            <wp:docPr id="6" name="image9.png"/>
+            <wp:docPr id="5" name="image7.png"/>
             <a:graphic>
               <a:graphicData uri="http://schemas.openxmlformats.org/drawingml/2006/picture">
                 <pic:pic>
                   <pic:nvPicPr>
-                    <pic:cNvPr id="0" name="image9.png"/>
+                    <pic:cNvPr id="0" name="image7.png"/>
                     <pic:cNvPicPr preferRelativeResize="0"/>
                   </pic:nvPicPr>
                   <pic:blipFill>
-                    <a:blip r:embed="rId13"/>
+                    <a:blip r:embed="rId15"/>
                     <a:srcRect b="0" l="0" r="0" t="0"/>
                     <a:stretch>
                       <a:fillRect/>
@@ -9477,16 +8734,16 @@
             <wp:extent cx="5114925" cy="2752725"/>
             <wp:effectExtent b="0" l="0" r="0" t="0"/>
             <wp:wrapSquare wrapText="bothSides" distB="0" distT="0" distL="114300" distR="114300"/>
-            <wp:docPr id="10" name="image5.png"/>
+            <wp:docPr id="10" name="image4.png"/>
             <a:graphic>
               <a:graphicData uri="http://schemas.openxmlformats.org/drawingml/2006/picture">
                 <pic:pic>
                   <pic:nvPicPr>
-                    <pic:cNvPr id="0" name="image5.png"/>
+                    <pic:cNvPr id="0" name="image4.png"/>
                     <pic:cNvPicPr preferRelativeResize="0"/>
                   </pic:nvPicPr>
                   <pic:blipFill>
-                    <a:blip r:embed="rId14"/>
+                    <a:blip r:embed="rId16"/>
                     <a:srcRect b="0" l="13942" r="0" t="0"/>
                     <a:stretch>
                       <a:fillRect/>
@@ -11430,16 +10687,16 @@
             <wp:extent cx="4923790" cy="2494915"/>
             <wp:effectExtent b="0" l="0" r="0" t="0"/>
             <wp:wrapTopAndBottom distB="0" distT="0"/>
-            <wp:docPr id="7" name="image8.png"/>
+            <wp:docPr id="6" name="image10.png"/>
             <a:graphic>
               <a:graphicData uri="http://schemas.openxmlformats.org/drawingml/2006/picture">
                 <pic:pic>
                   <pic:nvPicPr>
-                    <pic:cNvPr id="0" name="image8.png"/>
+                    <pic:cNvPr id="0" name="image10.png"/>
                     <pic:cNvPicPr preferRelativeResize="0"/>
                   </pic:nvPicPr>
                   <pic:blipFill>
-                    <a:blip r:embed="rId15"/>
+                    <a:blip r:embed="rId17"/>
                     <a:srcRect b="0" l="0" r="0" t="9974"/>
                     <a:stretch>
                       <a:fillRect/>
@@ -11609,16 +10866,16 @@
             <wp:extent cx="5266055" cy="2647950"/>
             <wp:effectExtent b="0" l="0" r="0" t="0"/>
             <wp:wrapTopAndBottom distB="0" distT="0"/>
-            <wp:docPr id="1" name="image2.png"/>
+            <wp:docPr id="2" name="image9.png"/>
             <a:graphic>
               <a:graphicData uri="http://schemas.openxmlformats.org/drawingml/2006/picture">
                 <pic:pic>
                   <pic:nvPicPr>
-                    <pic:cNvPr id="0" name="image2.png"/>
+                    <pic:cNvPr id="0" name="image9.png"/>
                     <pic:cNvPicPr preferRelativeResize="0"/>
                   </pic:nvPicPr>
                   <pic:blipFill>
-                    <a:blip r:embed="rId16"/>
+                    <a:blip r:embed="rId18"/>
                     <a:srcRect b="0" l="0" r="0" t="10610"/>
                     <a:stretch>
                       <a:fillRect/>
@@ -12016,16 +11273,16 @@
             <wp:extent cx="5943600" cy="2749550"/>
             <wp:effectExtent b="0" l="0" r="0" t="0"/>
             <wp:wrapSquare wrapText="bothSides" distB="0" distT="0" distL="114300" distR="114300"/>
-            <wp:docPr id="9" name="image5.png"/>
+            <wp:docPr id="8" name="image4.png"/>
             <a:graphic>
               <a:graphicData uri="http://schemas.openxmlformats.org/drawingml/2006/picture">
                 <pic:pic>
                   <pic:nvPicPr>
-                    <pic:cNvPr id="0" name="image5.png"/>
+                    <pic:cNvPr id="0" name="image4.png"/>
                     <pic:cNvPicPr preferRelativeResize="0"/>
                   </pic:nvPicPr>
                   <pic:blipFill>
-                    <a:blip r:embed="rId14"/>
+                    <a:blip r:embed="rId16"/>
                     <a:srcRect b="0" l="0" r="0" t="0"/>
                     <a:stretch>
                       <a:fillRect/>
@@ -13323,6 +12580,68 @@
     </w:sectPr>
   </w:body>
 </w:document>
+</file>
+
+<file path=word/comments.xml><?xml version="1.0" encoding="utf-8"?>
+<w:comments xmlns:mc="http://schemas.openxmlformats.org/markup-compatibility/2006" xmlns:o="urn:schemas-microsoft-com:office:office" xmlns:r="http://schemas.openxmlformats.org/officeDocument/2006/relationships" xmlns:m="http://schemas.openxmlformats.org/officeDocument/2006/math" xmlns:v="urn:schemas-microsoft-com:vml" xmlns:wp="http://schemas.openxmlformats.org/drawingml/2006/wordprocessingDrawing" xmlns:w10="urn:schemas-microsoft-com:office:word" xmlns:w="http://schemas.openxmlformats.org/wordprocessingml/2006/main" xmlns:wne="http://schemas.microsoft.com/office/word/2006/wordml" xmlns:sl="http://schemas.openxmlformats.org/schemaLibrary/2006/main" xmlns:a="http://schemas.openxmlformats.org/drawingml/2006/main" xmlns:pic="http://schemas.openxmlformats.org/drawingml/2006/picture" xmlns:c="http://schemas.openxmlformats.org/drawingml/2006/chart" xmlns:lc="http://schemas.openxmlformats.org/drawingml/2006/lockedCanvas" xmlns:dgm="http://schemas.openxmlformats.org/drawingml/2006/diagram" xmlns:wps="http://schemas.microsoft.com/office/word/2010/wordprocessingShape" xmlns:wpg="http://schemas.microsoft.com/office/word/2010/wordprocessingGroup" xmlns:w14="http://schemas.microsoft.com/office/word/2010/wordml" xmlns:w15="http://schemas.microsoft.com/office/word/2012/wordml" xmlns:w16="http://schemas.microsoft.com/office/word/2018/wordml" xmlns:w16cex="http://schemas.microsoft.com/office/word/2018/wordml/cex" xmlns:w16cid="http://schemas.microsoft.com/office/word/2016/wordml/cid" xmlns="http://schemas.microsoft.com/office/tasks/2019/documenttasks" xmlns:cr="http://schemas.microsoft.com/office/comments/2020/reactions">
+  <w:comment w:author="Mr. Epiphany" w:id="0" w:date="2025-05-14T09:46:01Z">
+    <w:p>
+      <w:pPr>
+        <w:keepNext w:val="0"/>
+        <w:keepLines w:val="0"/>
+        <w:pageBreakBefore w:val="0"/>
+        <w:widowControl w:val="0"/>
+        <w:pBdr>
+          <w:top w:space="0" w:sz="0" w:val="nil"/>
+          <w:left w:space="0" w:sz="0" w:val="nil"/>
+          <w:bottom w:space="0" w:sz="0" w:val="nil"/>
+          <w:right w:space="0" w:sz="0" w:val="nil"/>
+          <w:between w:space="0" w:sz="0" w:val="nil"/>
+        </w:pBdr>
+        <w:shd w:fill="auto" w:val="clear"/>
+        <w:spacing w:after="0" w:before="0" w:line="240" w:lineRule="auto"/>
+        <w:ind w:left="0" w:right="0" w:firstLine="0"/>
+        <w:jc w:val="left"/>
+        <w:rPr>
+          <w:rFonts w:ascii="Arial" w:cs="Arial" w:eastAsia="Arial" w:hAnsi="Arial"/>
+          <w:b w:val="0"/>
+          <w:i w:val="0"/>
+          <w:smallCaps w:val="0"/>
+          <w:strike w:val="0"/>
+          <w:color w:val="000000"/>
+          <w:sz w:val="22"/>
+          <w:szCs w:val="22"/>
+          <w:u w:val="none"/>
+          <w:shd w:fill="auto" w:val="clear"/>
+          <w:vertAlign w:val="baseline"/>
+        </w:rPr>
+      </w:pPr>
+      <w:r>
+        <w:rPr>
+          <w:rFonts w:ascii="Arial" w:cs="Arial" w:eastAsia="Arial" w:hAnsi="Arial"/>
+          <w:b w:val="0"/>
+          <w:i w:val="0"/>
+          <w:smallCaps w:val="0"/>
+          <w:strike w:val="0"/>
+          <w:color w:val="000000"/>
+          <w:sz w:val="22"/>
+          <w:szCs w:val="22"/>
+          <w:u w:val="none"/>
+          <w:shd w:fill="auto" w:val="clear"/>
+          <w:vertAlign w:val="baseline"/>
+          <w:rtl w:val="0"/>
+        </w:rPr>
+        <w:t xml:space="preserve">No Heatmap</w:t>
+      </w:r>
+    </w:p>
+  </w:comment>
+</w:comments>
+</file>
+
+<file path=word/commentsExtended.xml><?xml version="1.0" encoding="utf-8"?>
+<w15:commentsEx xmlns:mc="http://schemas.openxmlformats.org/markup-compatibility/2006" xmlns:o="urn:schemas-microsoft-com:office:office" xmlns:r="http://schemas.openxmlformats.org/officeDocument/2006/relationships" xmlns:m="http://schemas.openxmlformats.org/officeDocument/2006/math" xmlns:v="urn:schemas-microsoft-com:vml" xmlns:wp="http://schemas.openxmlformats.org/drawingml/2006/wordprocessingDrawing" xmlns:w10="urn:schemas-microsoft-com:office:word" xmlns:w="http://schemas.openxmlformats.org/wordprocessingml/2006/main" xmlns:wne="http://schemas.microsoft.com/office/word/2006/wordml" xmlns:sl="http://schemas.openxmlformats.org/schemaLibrary/2006/main" xmlns:a="http://schemas.openxmlformats.org/drawingml/2006/main" xmlns:pic="http://schemas.openxmlformats.org/drawingml/2006/picture" xmlns:c="http://schemas.openxmlformats.org/drawingml/2006/chart" xmlns:lc="http://schemas.openxmlformats.org/drawingml/2006/lockedCanvas" xmlns:dgm="http://schemas.openxmlformats.org/drawingml/2006/diagram" xmlns:wps="http://schemas.microsoft.com/office/word/2010/wordprocessingShape" xmlns:wpg="http://schemas.microsoft.com/office/word/2010/wordprocessingGroup" xmlns:w14="http://schemas.microsoft.com/office/word/2010/wordml" xmlns:w15="http://schemas.microsoft.com/office/word/2012/wordml" xmlns:w16="http://schemas.microsoft.com/office/word/2018/wordml" xmlns:w16cex="http://schemas.microsoft.com/office/word/2018/wordml/cex" xmlns:w16cid="http://schemas.microsoft.com/office/word/2016/wordml/cid" xmlns="http://schemas.microsoft.com/office/tasks/2019/documenttasks" xmlns:cr="http://schemas.microsoft.com/office/comments/2020/reactions">
+  <w15:commentEx w15:paraId="00000113" w15:done="0"/>
+</w15:commentsEx>
 </file>
 
 <file path=word/numbering.xml><?xml version="1.0" encoding="utf-8"?>
@@ -15732,7 +15051,7 @@
 
 <file path=customXML/item1.xml><?xml version="1.0" encoding="utf-8"?>
 <go:gDocsCustomXmlDataStorage xmlns:go="http://customooxmlschemas.google.com/" xmlns:r="http://schemas.openxmlformats.org/officeDocument/2006/relationships" uri="GoogleDocsCustomDataVersion2">
-  <go:docsCustomData xmlns:go="http://customooxmlschemas.google.com/" roundtripDataSignature="AMtx7miDc/K26nqV+Y9En5XWVYDfAwqPGQ==">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</go:docsCustomData>
+  <go:docsCustomData xmlns:go="http://customooxmlschemas.google.com/" roundtripDataSignature="AMtx7miLfARmaUIBeW/fXVtb6JKgYAYtsg==">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</go:docsCustomData>
 </go:gDocsCustomXmlDataStorage>
 </file>
 
